--- a/docs/orbix-nichefinder-x-docs-v1.05.docx
+++ b/docs/orbix-nichefinder-x-docs-v1.05.docx
@@ -139,7 +139,7 @@
         </w:rPr>
         <w:t xml:space="preserve">  —  </w:t>
       </w:r>
-      <w:hyperlink w:history="1" r:id="rId1qjblu9bqgi2mjyyzzrlh">
+      <w:hyperlink w:history="1" r:id="rIdfh9cgi2saawu62xhyxb8n">
         <w:r>
           <w:rPr>
             <w:rFonts w:ascii="Arial" w:cs="Arial" w:eastAsia="Arial" w:hAnsi="Arial"/>
@@ -1081,7 +1081,7 @@
               </w:rPr>
               <w:t xml:space="preserve">Discover your niche influencers with NicheFinder X, then plug those handles and insights straight into </w:t>
             </w:r>
-            <w:hyperlink w:history="1" r:id="rIdn_kg_ayo6qi9qcy0ejcje">
+            <w:hyperlink w:history="1" r:id="rIdennn3kvnvnll1r-jvajln">
               <w:r>
                 <w:rPr>
                   <w:rFonts w:ascii="Arial" w:cs="Arial" w:eastAsia="Arial" w:hAnsi="Arial"/>
@@ -1109,7 +1109,7 @@
             <w:pPr>
               <w:spacing w:before="20" w:after="0"/>
             </w:pPr>
-            <w:hyperlink w:history="1" r:id="rIddhrdwbtbyuwgayw2ttltn">
+            <w:hyperlink w:history="1" r:id="rIdljqn5cwi5vmiz_gyxhl6d">
               <w:r>
                 <w:rPr>
                   <w:rFonts w:ascii="Arial" w:cs="Arial" w:eastAsia="Arial" w:hAnsi="Arial"/>
@@ -3077,7 +3077,7 @@
         </w:rPr>
         <w:t xml:space="preserve">Visit </w:t>
       </w:r>
-      <w:hyperlink w:history="1" r:id="rId6ritruzjoqdxnu96rdjxm">
+      <w:hyperlink w:history="1" r:id="rIdljyxashbl5cprs_gl3lmp">
         <w:r>
           <w:rPr>
             <w:rFonts w:ascii="Arial" w:cs="Arial" w:eastAsia="Arial" w:hAnsi="Arial"/>
@@ -3618,7 +3618,7 @@
           <w:sz w:val="36"/>
           <w:szCs w:val="36"/>
         </w:rPr>
-        <w:t xml:space="preserve">4. Quick Start</w:t>
+        <w:t xml:space="preserve">4. Quick Start &amp; GitHub Repository</w:t>
       </w:r>
     </w:p>
     <w:p>
@@ -3742,6 +3742,935 @@
         </w:tc>
       </w:tr>
     </w:tbl>
+    <w:p/>
+    <w:p>
+      <w:pPr>
+        <w:pStyle w:val="Heading2"/>
+        <w:spacing w:before="280" w:after="100"/>
+      </w:pPr>
+      <w:r>
+        <w:rPr>
+          <w:rFonts w:ascii="Arial" w:cs="Arial" w:eastAsia="Arial" w:hAnsi="Arial"/>
+          <w:b/>
+          <w:bCs/>
+          <w:color w:val="2B5BA8"/>
+          <w:sz w:val="28"/>
+          <w:szCs w:val="28"/>
+        </w:rPr>
+        <w:t xml:space="preserve">4.1 Official GitHub Repository</w:t>
+      </w:r>
+    </w:p>
+    <w:p>
+      <w:pPr>
+        <w:spacing w:before="0" w:after="80"/>
+        <w:jc w:val="left"/>
+      </w:pPr>
+      <w:r>
+        <w:rPr>
+          <w:rFonts w:ascii="Arial" w:cs="Arial" w:eastAsia="Arial" w:hAnsi="Arial"/>
+          <w:b w:val="false"/>
+          <w:bCs w:val="false"/>
+          <w:i w:val="false"/>
+          <w:iCs w:val="false"/>
+          <w:color w:val="000000"/>
+          <w:sz w:val="22"/>
+          <w:szCs w:val="22"/>
+        </w:rPr>
+        <w:t xml:space="preserve">All releases, updates, and files for NicheFinder X are maintained on GitHub. This is the single source of truth for the latest version.</w:t>
+      </w:r>
+    </w:p>
+    <w:tbl>
+      <w:tblPr>
+        <w:tblW w:type="dxa" w:w="9360"/>
+        <w:tblBorders>
+          <w:top w:val="single" w:color="auto" w:sz="4"/>
+          <w:left w:val="single" w:color="auto" w:sz="4"/>
+          <w:bottom w:val="single" w:color="auto" w:sz="4"/>
+          <w:right w:val="single" w:color="auto" w:sz="4"/>
+          <w:insideH w:val="single" w:color="auto" w:sz="4"/>
+          <w:insideV w:val="single" w:color="auto" w:sz="4"/>
+        </w:tblBorders>
+      </w:tblPr>
+      <w:tblGrid>
+        <w:gridCol w:w="3200"/>
+        <w:gridCol w:w="6160"/>
+      </w:tblGrid>
+      <w:tr>
+        <w:tc>
+          <w:tcPr>
+            <w:tcW w:type="dxa" w:w="3200"/>
+            <w:tcBorders>
+              <w:top w:val="single" w:color="CCCCCC" w:sz="1"/>
+              <w:left w:val="single" w:color="CCCCCC" w:sz="1"/>
+              <w:bottom w:val="single" w:color="CCCCCC" w:sz="1"/>
+              <w:right w:val="single" w:color="CCCCCC" w:sz="1"/>
+            </w:tcBorders>
+            <w:shd w:fill="FFFFFF" w:val="clear"/>
+            <w:tcMar>
+              <w:top w:type="dxa" w:w="100"/>
+              <w:left w:type="dxa" w:w="140"/>
+              <w:bottom w:type="dxa" w:w="100"/>
+              <w:right w:type="dxa" w:w="140"/>
+            </w:tcMar>
+            <w:vAlign w:val="top"/>
+          </w:tcPr>
+          <w:p>
+            <w:r>
+              <w:rPr>
+                <w:rFonts w:ascii="Arial" w:cs="Arial" w:eastAsia="Arial" w:hAnsi="Arial"/>
+                <w:b/>
+                <w:bCs/>
+                <w:color w:val="000000"/>
+                <w:sz w:val="20"/>
+                <w:szCs w:val="20"/>
+              </w:rPr>
+              <w:t xml:space="preserve">Repository URL</w:t>
+            </w:r>
+          </w:p>
+        </w:tc>
+        <w:tc>
+          <w:tcPr>
+            <w:tcW w:type="dxa" w:w="6160"/>
+            <w:tcBorders>
+              <w:top w:val="single" w:color="CCCCCC" w:sz="1"/>
+              <w:left w:val="single" w:color="CCCCCC" w:sz="1"/>
+              <w:bottom w:val="single" w:color="CCCCCC" w:sz="1"/>
+              <w:right w:val="single" w:color="CCCCCC" w:sz="1"/>
+            </w:tcBorders>
+            <w:shd w:fill="FFFFFF" w:val="clear"/>
+            <w:tcMar>
+              <w:top w:type="dxa" w:w="100"/>
+              <w:left w:type="dxa" w:w="140"/>
+              <w:bottom w:type="dxa" w:w="100"/>
+              <w:right w:type="dxa" w:w="140"/>
+            </w:tcMar>
+            <w:vAlign w:val="top"/>
+          </w:tcPr>
+          <w:p>
+            <w:r>
+              <w:rPr>
+                <w:rFonts w:ascii="Arial" w:cs="Arial" w:eastAsia="Arial" w:hAnsi="Arial"/>
+                <w:b w:val="false"/>
+                <w:bCs w:val="false"/>
+                <w:color w:val="000000"/>
+                <w:sz w:val="20"/>
+                <w:szCs w:val="20"/>
+              </w:rPr>
+              <w:t xml:space="preserve">github.com/roughboy99/orbix-nichefinder-x</w:t>
+            </w:r>
+          </w:p>
+        </w:tc>
+      </w:tr>
+      <w:tr>
+        <w:tc>
+          <w:tcPr>
+            <w:tcW w:type="dxa" w:w="3200"/>
+            <w:tcBorders>
+              <w:top w:val="single" w:color="CCCCCC" w:sz="1"/>
+              <w:left w:val="single" w:color="CCCCCC" w:sz="1"/>
+              <w:bottom w:val="single" w:color="CCCCCC" w:sz="1"/>
+              <w:right w:val="single" w:color="CCCCCC" w:sz="1"/>
+            </w:tcBorders>
+            <w:shd w:fill="EEF3FB" w:val="clear"/>
+            <w:tcMar>
+              <w:top w:type="dxa" w:w="100"/>
+              <w:left w:type="dxa" w:w="140"/>
+              <w:bottom w:type="dxa" w:w="100"/>
+              <w:right w:type="dxa" w:w="140"/>
+            </w:tcMar>
+            <w:vAlign w:val="top"/>
+          </w:tcPr>
+          <w:p>
+            <w:r>
+              <w:rPr>
+                <w:rFonts w:ascii="Arial" w:cs="Arial" w:eastAsia="Arial" w:hAnsi="Arial"/>
+                <w:b/>
+                <w:bCs/>
+                <w:color w:val="000000"/>
+                <w:sz w:val="20"/>
+                <w:szCs w:val="20"/>
+              </w:rPr>
+              <w:t xml:space="preserve">Visibility</w:t>
+            </w:r>
+          </w:p>
+        </w:tc>
+        <w:tc>
+          <w:tcPr>
+            <w:tcW w:type="dxa" w:w="6160"/>
+            <w:tcBorders>
+              <w:top w:val="single" w:color="CCCCCC" w:sz="1"/>
+              <w:left w:val="single" w:color="CCCCCC" w:sz="1"/>
+              <w:bottom w:val="single" w:color="CCCCCC" w:sz="1"/>
+              <w:right w:val="single" w:color="CCCCCC" w:sz="1"/>
+            </w:tcBorders>
+            <w:shd w:fill="EEF3FB" w:val="clear"/>
+            <w:tcMar>
+              <w:top w:type="dxa" w:w="100"/>
+              <w:left w:type="dxa" w:w="140"/>
+              <w:bottom w:type="dxa" w:w="100"/>
+              <w:right w:type="dxa" w:w="140"/>
+            </w:tcMar>
+            <w:vAlign w:val="top"/>
+          </w:tcPr>
+          <w:p>
+            <w:r>
+              <w:rPr>
+                <w:rFonts w:ascii="Arial" w:cs="Arial" w:eastAsia="Arial" w:hAnsi="Arial"/>
+                <w:b w:val="false"/>
+                <w:bCs w:val="false"/>
+                <w:color w:val="000000"/>
+                <w:sz w:val="20"/>
+                <w:szCs w:val="20"/>
+              </w:rPr>
+              <w:t xml:space="preserve">Public — no account required to download</w:t>
+            </w:r>
+          </w:p>
+        </w:tc>
+      </w:tr>
+      <w:tr>
+        <w:tc>
+          <w:tcPr>
+            <w:tcW w:type="dxa" w:w="3200"/>
+            <w:tcBorders>
+              <w:top w:val="single" w:color="CCCCCC" w:sz="1"/>
+              <w:left w:val="single" w:color="CCCCCC" w:sz="1"/>
+              <w:bottom w:val="single" w:color="CCCCCC" w:sz="1"/>
+              <w:right w:val="single" w:color="CCCCCC" w:sz="1"/>
+            </w:tcBorders>
+            <w:shd w:fill="FFFFFF" w:val="clear"/>
+            <w:tcMar>
+              <w:top w:type="dxa" w:w="100"/>
+              <w:left w:type="dxa" w:w="140"/>
+              <w:bottom w:type="dxa" w:w="100"/>
+              <w:right w:type="dxa" w:w="140"/>
+            </w:tcMar>
+            <w:vAlign w:val="top"/>
+          </w:tcPr>
+          <w:p>
+            <w:r>
+              <w:rPr>
+                <w:rFonts w:ascii="Arial" w:cs="Arial" w:eastAsia="Arial" w:hAnsi="Arial"/>
+                <w:b/>
+                <w:bCs/>
+                <w:color w:val="000000"/>
+                <w:sz w:val="20"/>
+                <w:szCs w:val="20"/>
+              </w:rPr>
+              <w:t xml:space="preserve">Default Branch</w:t>
+            </w:r>
+          </w:p>
+        </w:tc>
+        <w:tc>
+          <w:tcPr>
+            <w:tcW w:type="dxa" w:w="6160"/>
+            <w:tcBorders>
+              <w:top w:val="single" w:color="CCCCCC" w:sz="1"/>
+              <w:left w:val="single" w:color="CCCCCC" w:sz="1"/>
+              <w:bottom w:val="single" w:color="CCCCCC" w:sz="1"/>
+              <w:right w:val="single" w:color="CCCCCC" w:sz="1"/>
+            </w:tcBorders>
+            <w:shd w:fill="FFFFFF" w:val="clear"/>
+            <w:tcMar>
+              <w:top w:type="dxa" w:w="100"/>
+              <w:left w:type="dxa" w:w="140"/>
+              <w:bottom w:type="dxa" w:w="100"/>
+              <w:right w:type="dxa" w:w="140"/>
+            </w:tcMar>
+            <w:vAlign w:val="top"/>
+          </w:tcPr>
+          <w:p>
+            <w:r>
+              <w:rPr>
+                <w:rFonts w:ascii="Arial" w:cs="Arial" w:eastAsia="Arial" w:hAnsi="Arial"/>
+                <w:b w:val="false"/>
+                <w:bCs w:val="false"/>
+                <w:color w:val="000000"/>
+                <w:sz w:val="20"/>
+                <w:szCs w:val="20"/>
+              </w:rPr>
+              <w:t xml:space="preserve">main</w:t>
+            </w:r>
+          </w:p>
+        </w:tc>
+      </w:tr>
+      <w:tr>
+        <w:tc>
+          <w:tcPr>
+            <w:tcW w:type="dxa" w:w="3200"/>
+            <w:tcBorders>
+              <w:top w:val="single" w:color="CCCCCC" w:sz="1"/>
+              <w:left w:val="single" w:color="CCCCCC" w:sz="1"/>
+              <w:bottom w:val="single" w:color="CCCCCC" w:sz="1"/>
+              <w:right w:val="single" w:color="CCCCCC" w:sz="1"/>
+            </w:tcBorders>
+            <w:shd w:fill="EEF3FB" w:val="clear"/>
+            <w:tcMar>
+              <w:top w:type="dxa" w:w="100"/>
+              <w:left w:type="dxa" w:w="140"/>
+              <w:bottom w:type="dxa" w:w="100"/>
+              <w:right w:type="dxa" w:w="140"/>
+            </w:tcMar>
+            <w:vAlign w:val="top"/>
+          </w:tcPr>
+          <w:p>
+            <w:r>
+              <w:rPr>
+                <w:rFonts w:ascii="Arial" w:cs="Arial" w:eastAsia="Arial" w:hAnsi="Arial"/>
+                <w:b/>
+                <w:bCs/>
+                <w:color w:val="000000"/>
+                <w:sz w:val="20"/>
+                <w:szCs w:val="20"/>
+              </w:rPr>
+              <w:t xml:space="preserve">Update Manifest</w:t>
+            </w:r>
+          </w:p>
+        </w:tc>
+        <w:tc>
+          <w:tcPr>
+            <w:tcW w:type="dxa" w:w="6160"/>
+            <w:tcBorders>
+              <w:top w:val="single" w:color="CCCCCC" w:sz="1"/>
+              <w:left w:val="single" w:color="CCCCCC" w:sz="1"/>
+              <w:bottom w:val="single" w:color="CCCCCC" w:sz="1"/>
+              <w:right w:val="single" w:color="CCCCCC" w:sz="1"/>
+            </w:tcBorders>
+            <w:shd w:fill="EEF3FB" w:val="clear"/>
+            <w:tcMar>
+              <w:top w:type="dxa" w:w="100"/>
+              <w:left w:type="dxa" w:w="140"/>
+              <w:bottom w:type="dxa" w:w="100"/>
+              <w:right w:type="dxa" w:w="140"/>
+            </w:tcMar>
+            <w:vAlign w:val="top"/>
+          </w:tcPr>
+          <w:p>
+            <w:r>
+              <w:rPr>
+                <w:rFonts w:ascii="Arial" w:cs="Arial" w:eastAsia="Arial" w:hAnsi="Arial"/>
+                <w:b w:val="false"/>
+                <w:bCs w:val="false"/>
+                <w:color w:val="000000"/>
+                <w:sz w:val="20"/>
+                <w:szCs w:val="20"/>
+              </w:rPr>
+              <w:t xml:space="preserve">version.json (root of repository)</w:t>
+            </w:r>
+          </w:p>
+        </w:tc>
+      </w:tr>
+      <w:tr>
+        <w:tc>
+          <w:tcPr>
+            <w:tcW w:type="dxa" w:w="3200"/>
+            <w:tcBorders>
+              <w:top w:val="single" w:color="CCCCCC" w:sz="1"/>
+              <w:left w:val="single" w:color="CCCCCC" w:sz="1"/>
+              <w:bottom w:val="single" w:color="CCCCCC" w:sz="1"/>
+              <w:right w:val="single" w:color="CCCCCC" w:sz="1"/>
+            </w:tcBorders>
+            <w:shd w:fill="FFFFFF" w:val="clear"/>
+            <w:tcMar>
+              <w:top w:type="dxa" w:w="100"/>
+              <w:left w:type="dxa" w:w="140"/>
+              <w:bottom w:type="dxa" w:w="100"/>
+              <w:right w:type="dxa" w:w="140"/>
+            </w:tcMar>
+            <w:vAlign w:val="top"/>
+          </w:tcPr>
+          <w:p>
+            <w:r>
+              <w:rPr>
+                <w:rFonts w:ascii="Arial" w:cs="Arial" w:eastAsia="Arial" w:hAnsi="Arial"/>
+                <w:b/>
+                <w:bCs/>
+                <w:color w:val="000000"/>
+                <w:sz w:val="20"/>
+                <w:szCs w:val="20"/>
+              </w:rPr>
+              <w:t xml:space="preserve">App File</w:t>
+            </w:r>
+          </w:p>
+        </w:tc>
+        <w:tc>
+          <w:tcPr>
+            <w:tcW w:type="dxa" w:w="6160"/>
+            <w:tcBorders>
+              <w:top w:val="single" w:color="CCCCCC" w:sz="1"/>
+              <w:left w:val="single" w:color="CCCCCC" w:sz="1"/>
+              <w:bottom w:val="single" w:color="CCCCCC" w:sz="1"/>
+              <w:right w:val="single" w:color="CCCCCC" w:sz="1"/>
+            </w:tcBorders>
+            <w:shd w:fill="FFFFFF" w:val="clear"/>
+            <w:tcMar>
+              <w:top w:type="dxa" w:w="100"/>
+              <w:left w:type="dxa" w:w="140"/>
+              <w:bottom w:type="dxa" w:w="100"/>
+              <w:right w:type="dxa" w:w="140"/>
+            </w:tcMar>
+            <w:vAlign w:val="top"/>
+          </w:tcPr>
+          <w:p>
+            <w:r>
+              <w:rPr>
+                <w:rFonts w:ascii="Arial" w:cs="Arial" w:eastAsia="Arial" w:hAnsi="Arial"/>
+                <w:b w:val="false"/>
+                <w:bCs w:val="false"/>
+                <w:color w:val="000000"/>
+                <w:sz w:val="20"/>
+                <w:szCs w:val="20"/>
+              </w:rPr>
+              <w:t xml:space="preserve">app/orbix-nichefinder-x.jsx</w:t>
+            </w:r>
+          </w:p>
+        </w:tc>
+      </w:tr>
+      <w:tr>
+        <w:tc>
+          <w:tcPr>
+            <w:tcW w:type="dxa" w:w="3200"/>
+            <w:tcBorders>
+              <w:top w:val="single" w:color="CCCCCC" w:sz="1"/>
+              <w:left w:val="single" w:color="CCCCCC" w:sz="1"/>
+              <w:bottom w:val="single" w:color="CCCCCC" w:sz="1"/>
+              <w:right w:val="single" w:color="CCCCCC" w:sz="1"/>
+            </w:tcBorders>
+            <w:shd w:fill="EEF3FB" w:val="clear"/>
+            <w:tcMar>
+              <w:top w:type="dxa" w:w="100"/>
+              <w:left w:type="dxa" w:w="140"/>
+              <w:bottom w:type="dxa" w:w="100"/>
+              <w:right w:type="dxa" w:w="140"/>
+            </w:tcMar>
+            <w:vAlign w:val="top"/>
+          </w:tcPr>
+          <w:p>
+            <w:r>
+              <w:rPr>
+                <w:rFonts w:ascii="Arial" w:cs="Arial" w:eastAsia="Arial" w:hAnsi="Arial"/>
+                <w:b/>
+                <w:bCs/>
+                <w:color w:val="000000"/>
+                <w:sz w:val="20"/>
+                <w:szCs w:val="20"/>
+              </w:rPr>
+              <w:t xml:space="preserve">Documentation</w:t>
+            </w:r>
+          </w:p>
+        </w:tc>
+        <w:tc>
+          <w:tcPr>
+            <w:tcW w:type="dxa" w:w="6160"/>
+            <w:tcBorders>
+              <w:top w:val="single" w:color="CCCCCC" w:sz="1"/>
+              <w:left w:val="single" w:color="CCCCCC" w:sz="1"/>
+              <w:bottom w:val="single" w:color="CCCCCC" w:sz="1"/>
+              <w:right w:val="single" w:color="CCCCCC" w:sz="1"/>
+            </w:tcBorders>
+            <w:shd w:fill="EEF3FB" w:val="clear"/>
+            <w:tcMar>
+              <w:top w:type="dxa" w:w="100"/>
+              <w:left w:type="dxa" w:w="140"/>
+              <w:bottom w:type="dxa" w:w="100"/>
+              <w:right w:type="dxa" w:w="140"/>
+            </w:tcMar>
+            <w:vAlign w:val="top"/>
+          </w:tcPr>
+          <w:p>
+            <w:r>
+              <w:rPr>
+                <w:rFonts w:ascii="Arial" w:cs="Arial" w:eastAsia="Arial" w:hAnsi="Arial"/>
+                <w:b w:val="false"/>
+                <w:bCs w:val="false"/>
+                <w:color w:val="000000"/>
+                <w:sz w:val="20"/>
+                <w:szCs w:val="20"/>
+              </w:rPr>
+              <w:t xml:space="preserve">docs/ folder</w:t>
+            </w:r>
+          </w:p>
+        </w:tc>
+      </w:tr>
+      <w:tr>
+        <w:tc>
+          <w:tcPr>
+            <w:tcW w:type="dxa" w:w="3200"/>
+            <w:tcBorders>
+              <w:top w:val="single" w:color="CCCCCC" w:sz="1"/>
+              <w:left w:val="single" w:color="CCCCCC" w:sz="1"/>
+              <w:bottom w:val="single" w:color="CCCCCC" w:sz="1"/>
+              <w:right w:val="single" w:color="CCCCCC" w:sz="1"/>
+            </w:tcBorders>
+            <w:shd w:fill="FFFFFF" w:val="clear"/>
+            <w:tcMar>
+              <w:top w:type="dxa" w:w="100"/>
+              <w:left w:type="dxa" w:w="140"/>
+              <w:bottom w:type="dxa" w:w="100"/>
+              <w:right w:type="dxa" w:w="140"/>
+            </w:tcMar>
+            <w:vAlign w:val="top"/>
+          </w:tcPr>
+          <w:p>
+            <w:r>
+              <w:rPr>
+                <w:rFonts w:ascii="Arial" w:cs="Arial" w:eastAsia="Arial" w:hAnsi="Arial"/>
+                <w:b/>
+                <w:bCs/>
+                <w:color w:val="000000"/>
+                <w:sz w:val="20"/>
+                <w:szCs w:val="20"/>
+              </w:rPr>
+              <w:t xml:space="preserve">Windows Installer</w:t>
+            </w:r>
+          </w:p>
+        </w:tc>
+        <w:tc>
+          <w:tcPr>
+            <w:tcW w:type="dxa" w:w="6160"/>
+            <w:tcBorders>
+              <w:top w:val="single" w:color="CCCCCC" w:sz="1"/>
+              <w:left w:val="single" w:color="CCCCCC" w:sz="1"/>
+              <w:bottom w:val="single" w:color="CCCCCC" w:sz="1"/>
+              <w:right w:val="single" w:color="CCCCCC" w:sz="1"/>
+            </w:tcBorders>
+            <w:shd w:fill="FFFFFF" w:val="clear"/>
+            <w:tcMar>
+              <w:top w:type="dxa" w:w="100"/>
+              <w:left w:type="dxa" w:w="140"/>
+              <w:bottom w:type="dxa" w:w="100"/>
+              <w:right w:type="dxa" w:w="140"/>
+            </w:tcMar>
+            <w:vAlign w:val="top"/>
+          </w:tcPr>
+          <w:p>
+            <w:r>
+              <w:rPr>
+                <w:rFonts w:ascii="Arial" w:cs="Arial" w:eastAsia="Arial" w:hAnsi="Arial"/>
+                <w:b w:val="false"/>
+                <w:bCs w:val="false"/>
+                <w:color w:val="000000"/>
+                <w:sz w:val="20"/>
+                <w:szCs w:val="20"/>
+              </w:rPr>
+              <w:t xml:space="preserve">installer/ folder</w:t>
+            </w:r>
+          </w:p>
+        </w:tc>
+      </w:tr>
+      <w:tr>
+        <w:tc>
+          <w:tcPr>
+            <w:tcW w:type="dxa" w:w="3200"/>
+            <w:tcBorders>
+              <w:top w:val="single" w:color="CCCCCC" w:sz="1"/>
+              <w:left w:val="single" w:color="CCCCCC" w:sz="1"/>
+              <w:bottom w:val="single" w:color="CCCCCC" w:sz="1"/>
+              <w:right w:val="single" w:color="CCCCCC" w:sz="1"/>
+            </w:tcBorders>
+            <w:shd w:fill="EEF3FB" w:val="clear"/>
+            <w:tcMar>
+              <w:top w:type="dxa" w:w="100"/>
+              <w:left w:type="dxa" w:w="140"/>
+              <w:bottom w:type="dxa" w:w="100"/>
+              <w:right w:type="dxa" w:w="140"/>
+            </w:tcMar>
+            <w:vAlign w:val="top"/>
+          </w:tcPr>
+          <w:p>
+            <w:r>
+              <w:rPr>
+                <w:rFonts w:ascii="Arial" w:cs="Arial" w:eastAsia="Arial" w:hAnsi="Arial"/>
+                <w:b/>
+                <w:bCs/>
+                <w:color w:val="000000"/>
+                <w:sz w:val="20"/>
+                <w:szCs w:val="20"/>
+              </w:rPr>
+              <w:t xml:space="preserve">Auto-Updater</w:t>
+            </w:r>
+          </w:p>
+        </w:tc>
+        <w:tc>
+          <w:tcPr>
+            <w:tcW w:type="dxa" w:w="6160"/>
+            <w:tcBorders>
+              <w:top w:val="single" w:color="CCCCCC" w:sz="1"/>
+              <w:left w:val="single" w:color="CCCCCC" w:sz="1"/>
+              <w:bottom w:val="single" w:color="CCCCCC" w:sz="1"/>
+              <w:right w:val="single" w:color="CCCCCC" w:sz="1"/>
+            </w:tcBorders>
+            <w:shd w:fill="EEF3FB" w:val="clear"/>
+            <w:tcMar>
+              <w:top w:type="dxa" w:w="100"/>
+              <w:left w:type="dxa" w:w="140"/>
+              <w:bottom w:type="dxa" w:w="100"/>
+              <w:right w:type="dxa" w:w="140"/>
+            </w:tcMar>
+            <w:vAlign w:val="top"/>
+          </w:tcPr>
+          <w:p>
+            <w:r>
+              <w:rPr>
+                <w:rFonts w:ascii="Arial" w:cs="Arial" w:eastAsia="Arial" w:hAnsi="Arial"/>
+                <w:b w:val="false"/>
+                <w:bCs w:val="false"/>
+                <w:color w:val="000000"/>
+                <w:sz w:val="20"/>
+                <w:szCs w:val="20"/>
+              </w:rPr>
+              <w:t xml:space="preserve">updater/NicheFinderX-Update.bat</w:t>
+            </w:r>
+          </w:p>
+        </w:tc>
+      </w:tr>
+    </w:tbl>
+    <w:p/>
+    <w:p>
+      <w:pPr>
+        <w:pStyle w:val="Heading2"/>
+        <w:spacing w:before="280" w:after="100"/>
+      </w:pPr>
+      <w:r>
+        <w:rPr>
+          <w:rFonts w:ascii="Arial" w:cs="Arial" w:eastAsia="Arial" w:hAnsi="Arial"/>
+          <w:b/>
+          <w:bCs/>
+          <w:color w:val="2B5BA8"/>
+          <w:sz w:val="28"/>
+          <w:szCs w:val="28"/>
+        </w:rPr>
+        <w:t xml:space="preserve">4.2 Repository File Structure</w:t>
+      </w:r>
+    </w:p>
+    <w:p>
+      <w:pPr>
+        <w:spacing w:before="0" w:after="80"/>
+        <w:jc w:val="left"/>
+      </w:pPr>
+      <w:r>
+        <w:rPr>
+          <w:rFonts w:ascii="Arial" w:cs="Arial" w:eastAsia="Arial" w:hAnsi="Arial"/>
+          <w:b w:val="false"/>
+          <w:bCs w:val="false"/>
+          <w:i w:val="false"/>
+          <w:iCs w:val="false"/>
+          <w:color w:val="000000"/>
+          <w:sz w:val="22"/>
+          <w:szCs w:val="22"/>
+        </w:rPr>
+        <w:t xml:space="preserve">The repository is organized into four folders plus a root-level update manifest:</w:t>
+      </w:r>
+    </w:p>
+    <w:tbl>
+      <w:tblPr>
+        <w:tblW w:type="dxa" w:w="9360"/>
+        <w:tblBorders>
+          <w:top w:val="single" w:color="auto" w:sz="4"/>
+          <w:left w:val="single" w:color="auto" w:sz="4"/>
+          <w:bottom w:val="single" w:color="auto" w:sz="4"/>
+          <w:right w:val="single" w:color="auto" w:sz="4"/>
+          <w:insideH w:val="single" w:color="auto" w:sz="4"/>
+          <w:insideV w:val="single" w:color="auto" w:sz="4"/>
+        </w:tblBorders>
+      </w:tblPr>
+      <w:tblGrid>
+        <w:gridCol w:w="9360"/>
+      </w:tblGrid>
+      <w:tr>
+        <w:tc>
+          <w:tcPr>
+            <w:tcW w:type="dxa" w:w="9360"/>
+            <w:tcBorders>
+              <w:top w:val="single" w:color="CCDDEE" w:sz="1"/>
+              <w:left w:val="single" w:color="CCDDEE" w:sz="1"/>
+              <w:bottom w:val="single" w:color="CCDDEE" w:sz="1"/>
+              <w:right w:val="single" w:color="CCDDEE" w:sz="1"/>
+            </w:tcBorders>
+            <w:shd w:fill="F4F6F9" w:val="clear"/>
+            <w:tcMar>
+              <w:top w:type="dxa" w:w="120"/>
+              <w:left w:type="dxa" w:w="180"/>
+              <w:bottom w:type="dxa" w:w="120"/>
+              <w:right w:type="dxa" w:w="140"/>
+            </w:tcMar>
+          </w:tcPr>
+          <w:p>
+            <w:pPr>
+              <w:spacing w:before="0" w:after="30"/>
+            </w:pPr>
+            <w:r>
+              <w:rPr>
+                <w:rFonts w:ascii="Courier New" w:cs="Courier New" w:eastAsia="Courier New" w:hAnsi="Courier New"/>
+                <w:color w:val="1A3A6B"/>
+                <w:sz w:val="18"/>
+                <w:szCs w:val="18"/>
+              </w:rPr>
+              <w:t xml:space="preserve">orbix-nichefinder-x/</w:t>
+            </w:r>
+          </w:p>
+          <w:p>
+            <w:pPr>
+              <w:spacing w:before="0" w:after="30"/>
+            </w:pPr>
+            <w:r>
+              <w:rPr>
+                <w:rFonts w:ascii="Courier New" w:cs="Courier New" w:eastAsia="Courier New" w:hAnsi="Courier New"/>
+                <w:color w:val="1A3A6B"/>
+                <w:sz w:val="18"/>
+                <w:szCs w:val="18"/>
+              </w:rPr>
+              <w:t xml:space="preserve">├── README.md                              — Project homepage</w:t>
+            </w:r>
+          </w:p>
+          <w:p>
+            <w:pPr>
+              <w:spacing w:before="0" w:after="30"/>
+            </w:pPr>
+            <w:r>
+              <w:rPr>
+                <w:rFonts w:ascii="Courier New" w:cs="Courier New" w:eastAsia="Courier New" w:hAnsi="Courier New"/>
+                <w:color w:val="1A3A6B"/>
+                <w:sz w:val="18"/>
+                <w:szCs w:val="18"/>
+              </w:rPr>
+              <w:t xml:space="preserve">├── version.json                           — Update manifest (version, changelog, file URLs)</w:t>
+            </w:r>
+          </w:p>
+          <w:p>
+            <w:pPr>
+              <w:spacing w:before="0" w:after="30"/>
+            </w:pPr>
+            <w:r>
+              <w:rPr>
+                <w:rFonts w:ascii="Courier New" w:cs="Courier New" w:eastAsia="Courier New" w:hAnsi="Courier New"/>
+                <w:color w:val="1A3A6B"/>
+                <w:sz w:val="18"/>
+                <w:szCs w:val="18"/>
+              </w:rPr>
+              <w:t xml:space="preserve">├── app/</w:t>
+            </w:r>
+          </w:p>
+          <w:p>
+            <w:pPr>
+              <w:spacing w:before="0" w:after="30"/>
+            </w:pPr>
+            <w:r>
+              <w:rPr>
+                <w:rFonts w:ascii="Courier New" w:cs="Courier New" w:eastAsia="Courier New" w:hAnsi="Courier New"/>
+                <w:color w:val="1A3A6B"/>
+                <w:sz w:val="18"/>
+                <w:szCs w:val="18"/>
+              </w:rPr>
+              <w:t xml:space="preserve">│   └── orbix-nichefinder-x.jsx            — Main React app (single file)</w:t>
+            </w:r>
+          </w:p>
+          <w:p>
+            <w:pPr>
+              <w:spacing w:before="0" w:after="30"/>
+            </w:pPr>
+            <w:r>
+              <w:rPr>
+                <w:rFonts w:ascii="Courier New" w:cs="Courier New" w:eastAsia="Courier New" w:hAnsi="Courier New"/>
+                <w:color w:val="1A3A6B"/>
+                <w:sz w:val="18"/>
+                <w:szCs w:val="18"/>
+              </w:rPr>
+              <w:t xml:space="preserve">├── docs/</w:t>
+            </w:r>
+          </w:p>
+          <w:p>
+            <w:pPr>
+              <w:spacing w:before="0" w:after="30"/>
+            </w:pPr>
+            <w:r>
+              <w:rPr>
+                <w:rFonts w:ascii="Courier New" w:cs="Courier New" w:eastAsia="Courier New" w:hAnsi="Courier New"/>
+                <w:color w:val="1A3A6B"/>
+                <w:sz w:val="18"/>
+                <w:szCs w:val="18"/>
+              </w:rPr>
+              <w:t xml:space="preserve">│   └── orbix-nichefinder-x-docs-v1.05.docx — Full documentation</w:t>
+            </w:r>
+          </w:p>
+          <w:p>
+            <w:pPr>
+              <w:spacing w:before="0" w:after="30"/>
+            </w:pPr>
+            <w:r>
+              <w:rPr>
+                <w:rFonts w:ascii="Courier New" w:cs="Courier New" w:eastAsia="Courier New" w:hAnsi="Courier New"/>
+                <w:color w:val="1A3A6B"/>
+                <w:sz w:val="18"/>
+                <w:szCs w:val="18"/>
+              </w:rPr>
+              <w:t xml:space="preserve">├── installer/</w:t>
+            </w:r>
+          </w:p>
+          <w:p>
+            <w:pPr>
+              <w:spacing w:before="0" w:after="30"/>
+            </w:pPr>
+            <w:r>
+              <w:rPr>
+                <w:rFonts w:ascii="Courier New" w:cs="Courier New" w:eastAsia="Courier New" w:hAnsi="Courier New"/>
+                <w:color w:val="1A3A6B"/>
+                <w:sz w:val="18"/>
+                <w:szCs w:val="18"/>
+              </w:rPr>
+              <w:t xml:space="preserve">│   ├── INSTALL.bat                        — Windows installer launcher</w:t>
+            </w:r>
+          </w:p>
+          <w:p>
+            <w:pPr>
+              <w:spacing w:before="0" w:after="30"/>
+            </w:pPr>
+            <w:r>
+              <w:rPr>
+                <w:rFonts w:ascii="Courier New" w:cs="Courier New" w:eastAsia="Courier New" w:hAnsi="Courier New"/>
+                <w:color w:val="1A3A6B"/>
+                <w:sz w:val="18"/>
+                <w:szCs w:val="18"/>
+              </w:rPr>
+              <w:t xml:space="preserve">│   └── NicheFinderX-Setup.ps1             — PowerShell installer (embeds app)</w:t>
+            </w:r>
+          </w:p>
+          <w:p>
+            <w:pPr>
+              <w:spacing w:before="0" w:after="30"/>
+            </w:pPr>
+            <w:r>
+              <w:rPr>
+                <w:rFonts w:ascii="Courier New" w:cs="Courier New" w:eastAsia="Courier New" w:hAnsi="Courier New"/>
+                <w:color w:val="1A3A6B"/>
+                <w:sz w:val="18"/>
+                <w:szCs w:val="18"/>
+              </w:rPr>
+              <w:t xml:space="preserve">└── updater/</w:t>
+            </w:r>
+          </w:p>
+          <w:p>
+            <w:pPr>
+              <w:spacing w:before="0" w:after="30"/>
+            </w:pPr>
+            <w:r>
+              <w:rPr>
+                <w:rFonts w:ascii="Courier New" w:cs="Courier New" w:eastAsia="Courier New" w:hAnsi="Courier New"/>
+                <w:color w:val="1A3A6B"/>
+                <w:sz w:val="18"/>
+                <w:szCs w:val="18"/>
+              </w:rPr>
+              <w:t xml:space="preserve">    └── NicheFinderX-Update.bat            — One-click auto-updater</w:t>
+            </w:r>
+          </w:p>
+        </w:tc>
+      </w:tr>
+    </w:tbl>
+    <w:p/>
+    <w:p>
+      <w:pPr>
+        <w:pStyle w:val="Heading2"/>
+        <w:spacing w:before="280" w:after="100"/>
+      </w:pPr>
+      <w:r>
+        <w:rPr>
+          <w:rFonts w:ascii="Arial" w:cs="Arial" w:eastAsia="Arial" w:hAnsi="Arial"/>
+          <w:b/>
+          <w:bCs/>
+          <w:color w:val="2B5BA8"/>
+          <w:sz w:val="28"/>
+          <w:szCs w:val="28"/>
+        </w:rPr>
+        <w:t xml:space="preserve">4.3 How to Get the Latest Files</w:t>
+      </w:r>
+    </w:p>
+    <w:p>
+      <w:pPr>
+        <w:spacing w:before="0" w:after="80"/>
+        <w:jc w:val="left"/>
+      </w:pPr>
+      <w:r>
+        <w:rPr>
+          <w:rFonts w:ascii="Arial" w:cs="Arial" w:eastAsia="Arial" w:hAnsi="Arial"/>
+          <w:b w:val="false"/>
+          <w:bCs w:val="false"/>
+          <w:i w:val="false"/>
+          <w:iCs w:val="false"/>
+          <w:color w:val="000000"/>
+          <w:sz w:val="22"/>
+          <w:szCs w:val="22"/>
+        </w:rPr>
+        <w:t xml:space="preserve">Always download from: </w:t>
+      </w:r>
+      <w:hyperlink w:history="1" r:id="rIdfqgwe7artbr8dtildqxci">
+        <w:r>
+          <w:rPr>
+            <w:rFonts w:ascii="Arial" w:cs="Arial" w:eastAsia="Arial" w:hAnsi="Arial"/>
+            <w:color w:val="2B5BA8"/>
+            <w:sz w:val="22"/>
+            <w:szCs w:val="22"/>
+            <w:u w:val="single"/>
+          </w:rPr>
+          <w:t xml:space="preserve">github.com/roughboy99/orbix-nichefinder-x</w:t>
+        </w:r>
+      </w:hyperlink>
+    </w:p>
+    <w:p>
+      <w:pPr>
+        <w:pStyle w:val="ListParagraph"/>
+        <w:numPr>
+          <w:ilvl w:val="0"/>
+          <w:numId w:val="2"/>
+        </w:numPr>
+        <w:spacing w:before="0" w:after="60"/>
+      </w:pPr>
+      <w:r>
+        <w:rPr>
+          <w:rFonts w:ascii="Arial" w:cs="Arial" w:eastAsia="Arial" w:hAnsi="Arial"/>
+          <w:color w:val="000000"/>
+          <w:sz w:val="22"/>
+          <w:szCs w:val="22"/>
+        </w:rPr>
+        <w:t xml:space="preserve">To get the latest app: download app/orbix-nichefinder-x.jsx</w:t>
+      </w:r>
+    </w:p>
+    <w:p>
+      <w:pPr>
+        <w:pStyle w:val="ListParagraph"/>
+        <w:numPr>
+          <w:ilvl w:val="0"/>
+          <w:numId w:val="2"/>
+        </w:numPr>
+        <w:spacing w:before="0" w:after="60"/>
+      </w:pPr>
+      <w:r>
+        <w:rPr>
+          <w:rFonts w:ascii="Arial" w:cs="Arial" w:eastAsia="Arial" w:hAnsi="Arial"/>
+          <w:color w:val="000000"/>
+          <w:sz w:val="22"/>
+          <w:szCs w:val="22"/>
+        </w:rPr>
+        <w:t xml:space="preserve">To reinstall from scratch: download installer/NicheFinderX-Windows-Installer.zip</w:t>
+      </w:r>
+    </w:p>
+    <w:p>
+      <w:pPr>
+        <w:pStyle w:val="ListParagraph"/>
+        <w:numPr>
+          <w:ilvl w:val="0"/>
+          <w:numId w:val="2"/>
+        </w:numPr>
+        <w:spacing w:before="0" w:after="60"/>
+      </w:pPr>
+      <w:r>
+        <w:rPr>
+          <w:rFonts w:ascii="Arial" w:cs="Arial" w:eastAsia="Arial" w:hAnsi="Arial"/>
+          <w:color w:val="000000"/>
+          <w:sz w:val="22"/>
+          <w:szCs w:val="22"/>
+        </w:rPr>
+        <w:t xml:space="preserve">The app itself will notify you and download updates automatically — see Section 8.5</w:t>
+      </w:r>
+    </w:p>
     <w:p/>
     <w:p>
       <w:r>
@@ -10143,6 +11072,1088 @@
     </w:tbl>
     <w:p/>
     <w:p>
+      <w:pPr>
+        <w:pStyle w:val="Heading2"/>
+        <w:spacing w:before="280" w:after="100"/>
+      </w:pPr>
+      <w:r>
+        <w:rPr>
+          <w:rFonts w:ascii="Arial" w:cs="Arial" w:eastAsia="Arial" w:hAnsi="Arial"/>
+          <w:b/>
+          <w:bCs/>
+          <w:color w:val="2B5BA8"/>
+          <w:sz w:val="28"/>
+          <w:szCs w:val="28"/>
+        </w:rPr>
+        <w:t xml:space="preserve">8.5 Auto-Update System</w:t>
+      </w:r>
+    </w:p>
+    <w:p>
+      <w:pPr>
+        <w:spacing w:before="0" w:after="100"/>
+        <w:jc w:val="left"/>
+      </w:pPr>
+      <w:r>
+        <w:rPr>
+          <w:rFonts w:ascii="Arial" w:cs="Arial" w:eastAsia="Arial" w:hAnsi="Arial"/>
+          <w:b w:val="false"/>
+          <w:bCs w:val="false"/>
+          <w:i w:val="false"/>
+          <w:iCs w:val="false"/>
+          <w:color w:val="000000"/>
+          <w:sz w:val="22"/>
+          <w:szCs w:val="22"/>
+        </w:rPr>
+        <w:t xml:space="preserve">NicheFinder X includes a built-in update system that checks the official GitHub repository for new versions. Updates are delivered as a file download — no re-installation required.</w:t>
+      </w:r>
+    </w:p>
+    <w:p>
+      <w:pPr>
+        <w:pStyle w:val="Heading3"/>
+        <w:spacing w:before="200" w:after="80"/>
+      </w:pPr>
+      <w:r>
+        <w:rPr>
+          <w:rFonts w:ascii="Arial" w:cs="Arial" w:eastAsia="Arial" w:hAnsi="Arial"/>
+          <w:b/>
+          <w:bCs/>
+          <w:color w:val="3B72CC"/>
+          <w:sz w:val="24"/>
+          <w:szCs w:val="24"/>
+        </w:rPr>
+        <w:t xml:space="preserve">Updates Panel (Left Sidebar)</w:t>
+      </w:r>
+    </w:p>
+    <w:p>
+      <w:pPr>
+        <w:spacing w:before="0" w:after="80"/>
+        <w:jc w:val="left"/>
+      </w:pPr>
+      <w:r>
+        <w:rPr>
+          <w:rFonts w:ascii="Arial" w:cs="Arial" w:eastAsia="Arial" w:hAnsi="Arial"/>
+          <w:b w:val="false"/>
+          <w:bCs w:val="false"/>
+          <w:i w:val="false"/>
+          <w:iCs w:val="false"/>
+          <w:color w:val="000000"/>
+          <w:sz w:val="22"/>
+          <w:szCs w:val="22"/>
+        </w:rPr>
+        <w:t xml:space="preserve">The Updates section at the bottom of the left panel contains three elements:</w:t>
+      </w:r>
+    </w:p>
+    <w:tbl>
+      <w:tblPr>
+        <w:tblW w:type="dxa" w:w="9360"/>
+        <w:tblBorders>
+          <w:top w:val="single" w:color="auto" w:sz="4"/>
+          <w:left w:val="single" w:color="auto" w:sz="4"/>
+          <w:bottom w:val="single" w:color="auto" w:sz="4"/>
+          <w:right w:val="single" w:color="auto" w:sz="4"/>
+          <w:insideH w:val="single" w:color="auto" w:sz="4"/>
+          <w:insideV w:val="single" w:color="auto" w:sz="4"/>
+        </w:tblBorders>
+      </w:tblPr>
+      <w:tblGrid>
+        <w:gridCol w:w="3200"/>
+        <w:gridCol w:w="6160"/>
+      </w:tblGrid>
+      <w:tr>
+        <w:tc>
+          <w:tcPr>
+            <w:tcW w:type="dxa" w:w="3200"/>
+            <w:tcBorders>
+              <w:top w:val="single" w:color="CCCCCC" w:sz="1"/>
+              <w:left w:val="single" w:color="CCCCCC" w:sz="1"/>
+              <w:bottom w:val="single" w:color="CCCCCC" w:sz="1"/>
+              <w:right w:val="single" w:color="CCCCCC" w:sz="1"/>
+            </w:tcBorders>
+            <w:shd w:fill="FFFFFF" w:val="clear"/>
+            <w:tcMar>
+              <w:top w:type="dxa" w:w="100"/>
+              <w:left w:type="dxa" w:w="140"/>
+              <w:bottom w:type="dxa" w:w="100"/>
+              <w:right w:type="dxa" w:w="140"/>
+            </w:tcMar>
+            <w:vAlign w:val="top"/>
+          </w:tcPr>
+          <w:p>
+            <w:r>
+              <w:rPr>
+                <w:rFonts w:ascii="Arial" w:cs="Arial" w:eastAsia="Arial" w:hAnsi="Arial"/>
+                <w:b/>
+                <w:bCs/>
+                <w:color w:val="000000"/>
+                <w:sz w:val="20"/>
+                <w:szCs w:val="20"/>
+              </w:rPr>
+              <w:t xml:space="preserve">Check at startup toggle</w:t>
+            </w:r>
+          </w:p>
+        </w:tc>
+        <w:tc>
+          <w:tcPr>
+            <w:tcW w:type="dxa" w:w="6160"/>
+            <w:tcBorders>
+              <w:top w:val="single" w:color="CCCCCC" w:sz="1"/>
+              <w:left w:val="single" w:color="CCCCCC" w:sz="1"/>
+              <w:bottom w:val="single" w:color="CCCCCC" w:sz="1"/>
+              <w:right w:val="single" w:color="CCCCCC" w:sz="1"/>
+            </w:tcBorders>
+            <w:shd w:fill="FFFFFF" w:val="clear"/>
+            <w:tcMar>
+              <w:top w:type="dxa" w:w="100"/>
+              <w:left w:type="dxa" w:w="140"/>
+              <w:bottom w:type="dxa" w:w="100"/>
+              <w:right w:type="dxa" w:w="140"/>
+            </w:tcMar>
+            <w:vAlign w:val="top"/>
+          </w:tcPr>
+          <w:p>
+            <w:r>
+              <w:rPr>
+                <w:rFonts w:ascii="Arial" w:cs="Arial" w:eastAsia="Arial" w:hAnsi="Arial"/>
+                <w:b w:val="false"/>
+                <w:bCs w:val="false"/>
+                <w:color w:val="000000"/>
+                <w:sz w:val="20"/>
+                <w:szCs w:val="20"/>
+              </w:rPr>
+              <w:t xml:space="preserve">When ON (default), the app silently checks GitHub for updates 2.5 seconds after launch. The preference is saved between sessions. Turn it OFF to disable automatic checks.</w:t>
+            </w:r>
+          </w:p>
+        </w:tc>
+      </w:tr>
+      <w:tr>
+        <w:tc>
+          <w:tcPr>
+            <w:tcW w:type="dxa" w:w="3200"/>
+            <w:tcBorders>
+              <w:top w:val="single" w:color="CCCCCC" w:sz="1"/>
+              <w:left w:val="single" w:color="CCCCCC" w:sz="1"/>
+              <w:bottom w:val="single" w:color="CCCCCC" w:sz="1"/>
+              <w:right w:val="single" w:color="CCCCCC" w:sz="1"/>
+            </w:tcBorders>
+            <w:shd w:fill="EEF3FB" w:val="clear"/>
+            <w:tcMar>
+              <w:top w:type="dxa" w:w="100"/>
+              <w:left w:type="dxa" w:w="140"/>
+              <w:bottom w:type="dxa" w:w="100"/>
+              <w:right w:type="dxa" w:w="140"/>
+            </w:tcMar>
+            <w:vAlign w:val="top"/>
+          </w:tcPr>
+          <w:p>
+            <w:r>
+              <w:rPr>
+                <w:rFonts w:ascii="Arial" w:cs="Arial" w:eastAsia="Arial" w:hAnsi="Arial"/>
+                <w:b/>
+                <w:bCs/>
+                <w:color w:val="000000"/>
+                <w:sz w:val="20"/>
+                <w:szCs w:val="20"/>
+              </w:rPr>
+              <w:t xml:space="preserve">Status indicator</w:t>
+            </w:r>
+          </w:p>
+        </w:tc>
+        <w:tc>
+          <w:tcPr>
+            <w:tcW w:type="dxa" w:w="6160"/>
+            <w:tcBorders>
+              <w:top w:val="single" w:color="CCCCCC" w:sz="1"/>
+              <w:left w:val="single" w:color="CCCCCC" w:sz="1"/>
+              <w:bottom w:val="single" w:color="CCCCCC" w:sz="1"/>
+              <w:right w:val="single" w:color="CCCCCC" w:sz="1"/>
+            </w:tcBorders>
+            <w:shd w:fill="EEF3FB" w:val="clear"/>
+            <w:tcMar>
+              <w:top w:type="dxa" w:w="100"/>
+              <w:left w:type="dxa" w:w="140"/>
+              <w:bottom w:type="dxa" w:w="100"/>
+              <w:right w:type="dxa" w:w="140"/>
+            </w:tcMar>
+            <w:vAlign w:val="top"/>
+          </w:tcPr>
+          <w:p>
+            <w:r>
+              <w:rPr>
+                <w:rFonts w:ascii="Arial" w:cs="Arial" w:eastAsia="Arial" w:hAnsi="Arial"/>
+                <w:b w:val="false"/>
+                <w:bCs w:val="false"/>
+                <w:color w:val="000000"/>
+                <w:sz w:val="20"/>
+                <w:szCs w:val="20"/>
+              </w:rPr>
+              <w:t xml:space="preserve">Shows the current update state: checking, up to date, update available, or error. Changes color and icon based on status.</w:t>
+            </w:r>
+          </w:p>
+        </w:tc>
+      </w:tr>
+      <w:tr>
+        <w:tc>
+          <w:tcPr>
+            <w:tcW w:type="dxa" w:w="3200"/>
+            <w:tcBorders>
+              <w:top w:val="single" w:color="CCCCCC" w:sz="1"/>
+              <w:left w:val="single" w:color="CCCCCC" w:sz="1"/>
+              <w:bottom w:val="single" w:color="CCCCCC" w:sz="1"/>
+              <w:right w:val="single" w:color="CCCCCC" w:sz="1"/>
+            </w:tcBorders>
+            <w:shd w:fill="FFFFFF" w:val="clear"/>
+            <w:tcMar>
+              <w:top w:type="dxa" w:w="100"/>
+              <w:left w:type="dxa" w:w="140"/>
+              <w:bottom w:type="dxa" w:w="100"/>
+              <w:right w:type="dxa" w:w="140"/>
+            </w:tcMar>
+            <w:vAlign w:val="top"/>
+          </w:tcPr>
+          <w:p>
+            <w:r>
+              <w:rPr>
+                <w:rFonts w:ascii="Arial" w:cs="Arial" w:eastAsia="Arial" w:hAnsi="Arial"/>
+                <w:b/>
+                <w:bCs/>
+                <w:color w:val="000000"/>
+                <w:sz w:val="20"/>
+                <w:szCs w:val="20"/>
+              </w:rPr>
+              <w:t xml:space="preserve">Check for Updates button</w:t>
+            </w:r>
+          </w:p>
+        </w:tc>
+        <w:tc>
+          <w:tcPr>
+            <w:tcW w:type="dxa" w:w="6160"/>
+            <w:tcBorders>
+              <w:top w:val="single" w:color="CCCCCC" w:sz="1"/>
+              <w:left w:val="single" w:color="CCCCCC" w:sz="1"/>
+              <w:bottom w:val="single" w:color="CCCCCC" w:sz="1"/>
+              <w:right w:val="single" w:color="CCCCCC" w:sz="1"/>
+            </w:tcBorders>
+            <w:shd w:fill="FFFFFF" w:val="clear"/>
+            <w:tcMar>
+              <w:top w:type="dxa" w:w="100"/>
+              <w:left w:type="dxa" w:w="140"/>
+              <w:bottom w:type="dxa" w:w="100"/>
+              <w:right w:type="dxa" w:w="140"/>
+            </w:tcMar>
+            <w:vAlign w:val="top"/>
+          </w:tcPr>
+          <w:p>
+            <w:r>
+              <w:rPr>
+                <w:rFonts w:ascii="Arial" w:cs="Arial" w:eastAsia="Arial" w:hAnsi="Arial"/>
+                <w:b w:val="false"/>
+                <w:bCs w:val="false"/>
+                <w:color w:val="000000"/>
+                <w:sz w:val="20"/>
+                <w:szCs w:val="20"/>
+              </w:rPr>
+              <w:t xml:space="preserve">Manually triggers an update check at any time. When an update is available, the button turns gold and its label changes to 'Install vX.XX'.</w:t>
+            </w:r>
+          </w:p>
+        </w:tc>
+      </w:tr>
+    </w:tbl>
+    <w:p/>
+    <w:p>
+      <w:pPr>
+        <w:pStyle w:val="Heading3"/>
+        <w:spacing w:before="200" w:after="80"/>
+      </w:pPr>
+      <w:r>
+        <w:rPr>
+          <w:rFonts w:ascii="Arial" w:cs="Arial" w:eastAsia="Arial" w:hAnsi="Arial"/>
+          <w:b/>
+          <w:bCs/>
+          <w:color w:val="3B72CC"/>
+          <w:sz w:val="24"/>
+          <w:szCs w:val="24"/>
+        </w:rPr>
+        <w:t xml:space="preserve">Update Available — Notification Banner</w:t>
+      </w:r>
+    </w:p>
+    <w:p>
+      <w:pPr>
+        <w:spacing w:before="0" w:after="80"/>
+        <w:jc w:val="left"/>
+      </w:pPr>
+      <w:r>
+        <w:rPr>
+          <w:rFonts w:ascii="Arial" w:cs="Arial" w:eastAsia="Arial" w:hAnsi="Arial"/>
+          <w:b w:val="false"/>
+          <w:bCs w:val="false"/>
+          <w:i w:val="false"/>
+          <w:iCs w:val="false"/>
+          <w:color w:val="000000"/>
+          <w:sz w:val="22"/>
+          <w:szCs w:val="22"/>
+        </w:rPr>
+        <w:t xml:space="preserve">When a newer version is detected, a gold notification banner appears directly below the header bar. It shows the available version number and two options: View Update (opens the full update modal) or Dismiss (hides the banner for the session).</w:t>
+      </w:r>
+    </w:p>
+    <w:p>
+      <w:pPr>
+        <w:pStyle w:val="Heading3"/>
+        <w:spacing w:before="200" w:after="80"/>
+      </w:pPr>
+      <w:r>
+        <w:rPr>
+          <w:rFonts w:ascii="Arial" w:cs="Arial" w:eastAsia="Arial" w:hAnsi="Arial"/>
+          <w:b/>
+          <w:bCs/>
+          <w:color w:val="3B72CC"/>
+          <w:sz w:val="24"/>
+          <w:szCs w:val="24"/>
+        </w:rPr>
+        <w:t xml:space="preserve">Update Modal — Changelog &amp; Download</w:t>
+      </w:r>
+    </w:p>
+    <w:p>
+      <w:pPr>
+        <w:spacing w:before="0" w:after="80"/>
+        <w:jc w:val="left"/>
+      </w:pPr>
+      <w:r>
+        <w:rPr>
+          <w:rFonts w:ascii="Arial" w:cs="Arial" w:eastAsia="Arial" w:hAnsi="Arial"/>
+          <w:b w:val="false"/>
+          <w:bCs w:val="false"/>
+          <w:i w:val="false"/>
+          <w:iCs w:val="false"/>
+          <w:color w:val="000000"/>
+          <w:sz w:val="22"/>
+          <w:szCs w:val="22"/>
+        </w:rPr>
+        <w:t xml:space="preserve">Clicking View Update or the Install button opens the update modal, which shows:</w:t>
+      </w:r>
+    </w:p>
+    <w:p>
+      <w:pPr>
+        <w:pStyle w:val="ListParagraph"/>
+        <w:numPr>
+          <w:ilvl w:val="0"/>
+          <w:numId w:val="2"/>
+        </w:numPr>
+        <w:spacing w:before="0" w:after="60"/>
+      </w:pPr>
+      <w:r>
+        <w:rPr>
+          <w:rFonts w:ascii="Arial" w:cs="Arial" w:eastAsia="Arial" w:hAnsi="Arial"/>
+          <w:color w:val="000000"/>
+          <w:sz w:val="22"/>
+          <w:szCs w:val="22"/>
+        </w:rPr>
+        <w:t xml:space="preserve">The current installed version and the new available version</w:t>
+      </w:r>
+    </w:p>
+    <w:p>
+      <w:pPr>
+        <w:pStyle w:val="ListParagraph"/>
+        <w:numPr>
+          <w:ilvl w:val="0"/>
+          <w:numId w:val="2"/>
+        </w:numPr>
+        <w:spacing w:before="0" w:after="60"/>
+      </w:pPr>
+      <w:r>
+        <w:rPr>
+          <w:rFonts w:ascii="Arial" w:cs="Arial" w:eastAsia="Arial" w:hAnsi="Arial"/>
+          <w:color w:val="000000"/>
+          <w:sz w:val="22"/>
+          <w:szCs w:val="22"/>
+        </w:rPr>
+        <w:t xml:space="preserve">The full changelog from GitHub — every change listed for the new release</w:t>
+      </w:r>
+    </w:p>
+    <w:p>
+      <w:pPr>
+        <w:pStyle w:val="ListParagraph"/>
+        <w:numPr>
+          <w:ilvl w:val="0"/>
+          <w:numId w:val="2"/>
+        </w:numPr>
+        <w:spacing w:before="0" w:after="60"/>
+      </w:pPr>
+      <w:r>
+        <w:rPr>
+          <w:rFonts w:ascii="Arial" w:cs="Arial" w:eastAsia="Arial" w:hAnsi="Arial"/>
+          <w:color w:val="000000"/>
+          <w:sz w:val="22"/>
+          <w:szCs w:val="22"/>
+        </w:rPr>
+        <w:t xml:space="preserve">A 'Download &amp; Install' button that initiates the two-file download</w:t>
+      </w:r>
+    </w:p>
+    <w:p/>
+    <w:p>
+      <w:pPr>
+        <w:pStyle w:val="Heading3"/>
+        <w:spacing w:before="200" w:after="80"/>
+      </w:pPr>
+      <w:r>
+        <w:rPr>
+          <w:rFonts w:ascii="Arial" w:cs="Arial" w:eastAsia="Arial" w:hAnsi="Arial"/>
+          <w:b/>
+          <w:bCs/>
+          <w:color w:val="3B72CC"/>
+          <w:sz w:val="24"/>
+          <w:szCs w:val="24"/>
+        </w:rPr>
+        <w:t xml:space="preserve">How to Install an Update</w:t>
+      </w:r>
+    </w:p>
+    <w:p>
+      <w:pPr>
+        <w:spacing w:before="0" w:after="80"/>
+        <w:jc w:val="left"/>
+      </w:pPr>
+      <w:r>
+        <w:rPr>
+          <w:rFonts w:ascii="Arial" w:cs="Arial" w:eastAsia="Arial" w:hAnsi="Arial"/>
+          <w:b w:val="false"/>
+          <w:bCs w:val="false"/>
+          <w:i w:val="false"/>
+          <w:iCs w:val="false"/>
+          <w:color w:val="000000"/>
+          <w:sz w:val="22"/>
+          <w:szCs w:val="22"/>
+        </w:rPr>
+        <w:t xml:space="preserve">When you click 'Download &amp; Install', two files are downloaded to your Downloads folder:</w:t>
+      </w:r>
+    </w:p>
+    <w:tbl>
+      <w:tblPr>
+        <w:tblW w:type="dxa" w:w="9360"/>
+        <w:tblBorders>
+          <w:top w:val="single" w:color="auto" w:sz="4"/>
+          <w:left w:val="single" w:color="auto" w:sz="4"/>
+          <w:bottom w:val="single" w:color="auto" w:sz="4"/>
+          <w:right w:val="single" w:color="auto" w:sz="4"/>
+          <w:insideH w:val="single" w:color="auto" w:sz="4"/>
+          <w:insideV w:val="single" w:color="auto" w:sz="4"/>
+        </w:tblBorders>
+      </w:tblPr>
+      <w:tblGrid>
+        <w:gridCol w:w="3600"/>
+        <w:gridCol w:w="5760"/>
+      </w:tblGrid>
+      <w:tr>
+        <w:tc>
+          <w:tcPr>
+            <w:tcW w:type="dxa" w:w="3600"/>
+            <w:tcBorders>
+              <w:top w:val="single" w:color="CCCCCC" w:sz="1"/>
+              <w:left w:val="single" w:color="CCCCCC" w:sz="1"/>
+              <w:bottom w:val="single" w:color="CCCCCC" w:sz="1"/>
+              <w:right w:val="single" w:color="CCCCCC" w:sz="1"/>
+            </w:tcBorders>
+            <w:shd w:fill="FFFFFF" w:val="clear"/>
+            <w:tcMar>
+              <w:top w:type="dxa" w:w="100"/>
+              <w:left w:type="dxa" w:w="140"/>
+              <w:bottom w:type="dxa" w:w="100"/>
+              <w:right w:type="dxa" w:w="140"/>
+            </w:tcMar>
+            <w:vAlign w:val="top"/>
+          </w:tcPr>
+          <w:p>
+            <w:r>
+              <w:rPr>
+                <w:rFonts w:ascii="Arial" w:cs="Arial" w:eastAsia="Arial" w:hAnsi="Arial"/>
+                <w:b/>
+                <w:bCs/>
+                <w:color w:val="000000"/>
+                <w:sz w:val="20"/>
+                <w:szCs w:val="20"/>
+              </w:rPr>
+              <w:t xml:space="preserve">orbix-nichefinder-x.jsx</w:t>
+            </w:r>
+          </w:p>
+        </w:tc>
+        <w:tc>
+          <w:tcPr>
+            <w:tcW w:type="dxa" w:w="5760"/>
+            <w:tcBorders>
+              <w:top w:val="single" w:color="CCCCCC" w:sz="1"/>
+              <w:left w:val="single" w:color="CCCCCC" w:sz="1"/>
+              <w:bottom w:val="single" w:color="CCCCCC" w:sz="1"/>
+              <w:right w:val="single" w:color="CCCCCC" w:sz="1"/>
+            </w:tcBorders>
+            <w:shd w:fill="FFFFFF" w:val="clear"/>
+            <w:tcMar>
+              <w:top w:type="dxa" w:w="100"/>
+              <w:left w:type="dxa" w:w="140"/>
+              <w:bottom w:type="dxa" w:w="100"/>
+              <w:right w:type="dxa" w:w="140"/>
+            </w:tcMar>
+            <w:vAlign w:val="top"/>
+          </w:tcPr>
+          <w:p>
+            <w:r>
+              <w:rPr>
+                <w:rFonts w:ascii="Arial" w:cs="Arial" w:eastAsia="Arial" w:hAnsi="Arial"/>
+                <w:b w:val="false"/>
+                <w:bCs w:val="false"/>
+                <w:color w:val="000000"/>
+                <w:sz w:val="20"/>
+                <w:szCs w:val="20"/>
+              </w:rPr>
+              <w:t xml:space="preserve">The updated application file</w:t>
+            </w:r>
+          </w:p>
+        </w:tc>
+      </w:tr>
+      <w:tr>
+        <w:tc>
+          <w:tcPr>
+            <w:tcW w:type="dxa" w:w="3600"/>
+            <w:tcBorders>
+              <w:top w:val="single" w:color="CCCCCC" w:sz="1"/>
+              <w:left w:val="single" w:color="CCCCCC" w:sz="1"/>
+              <w:bottom w:val="single" w:color="CCCCCC" w:sz="1"/>
+              <w:right w:val="single" w:color="CCCCCC" w:sz="1"/>
+            </w:tcBorders>
+            <w:shd w:fill="EEF3FB" w:val="clear"/>
+            <w:tcMar>
+              <w:top w:type="dxa" w:w="100"/>
+              <w:left w:type="dxa" w:w="140"/>
+              <w:bottom w:type="dxa" w:w="100"/>
+              <w:right w:type="dxa" w:w="140"/>
+            </w:tcMar>
+            <w:vAlign w:val="top"/>
+          </w:tcPr>
+          <w:p>
+            <w:r>
+              <w:rPr>
+                <w:rFonts w:ascii="Arial" w:cs="Arial" w:eastAsia="Arial" w:hAnsi="Arial"/>
+                <w:b/>
+                <w:bCs/>
+                <w:color w:val="000000"/>
+                <w:sz w:val="20"/>
+                <w:szCs w:val="20"/>
+              </w:rPr>
+              <w:t xml:space="preserve">NicheFinderX-Update.bat</w:t>
+            </w:r>
+          </w:p>
+        </w:tc>
+        <w:tc>
+          <w:tcPr>
+            <w:tcW w:type="dxa" w:w="5760"/>
+            <w:tcBorders>
+              <w:top w:val="single" w:color="CCCCCC" w:sz="1"/>
+              <w:left w:val="single" w:color="CCCCCC" w:sz="1"/>
+              <w:bottom w:val="single" w:color="CCCCCC" w:sz="1"/>
+              <w:right w:val="single" w:color="CCCCCC" w:sz="1"/>
+            </w:tcBorders>
+            <w:shd w:fill="EEF3FB" w:val="clear"/>
+            <w:tcMar>
+              <w:top w:type="dxa" w:w="100"/>
+              <w:left w:type="dxa" w:w="140"/>
+              <w:bottom w:type="dxa" w:w="100"/>
+              <w:right w:type="dxa" w:w="140"/>
+            </w:tcMar>
+            <w:vAlign w:val="top"/>
+          </w:tcPr>
+          <w:p>
+            <w:r>
+              <w:rPr>
+                <w:rFonts w:ascii="Arial" w:cs="Arial" w:eastAsia="Arial" w:hAnsi="Arial"/>
+                <w:b w:val="false"/>
+                <w:bCs w:val="false"/>
+                <w:color w:val="000000"/>
+                <w:sz w:val="20"/>
+                <w:szCs w:val="20"/>
+              </w:rPr>
+              <w:t xml:space="preserve">The one-click auto-installer script</w:t>
+            </w:r>
+          </w:p>
+        </w:tc>
+      </w:tr>
+    </w:tbl>
+    <w:p/>
+    <w:p>
+      <w:pPr>
+        <w:spacing w:before="0" w:after="80"/>
+        <w:jc w:val="left"/>
+      </w:pPr>
+      <w:r>
+        <w:rPr>
+          <w:rFonts w:ascii="Arial" w:cs="Arial" w:eastAsia="Arial" w:hAnsi="Arial"/>
+          <w:b w:val="false"/>
+          <w:bCs w:val="false"/>
+          <w:i w:val="false"/>
+          <w:iCs w:val="false"/>
+          <w:color w:val="000000"/>
+          <w:sz w:val="22"/>
+          <w:szCs w:val="22"/>
+        </w:rPr>
+        <w:t xml:space="preserve">After both files finish downloading, run the update in two steps:</w:t>
+      </w:r>
+    </w:p>
+    <w:p>
+      <w:pPr>
+        <w:pStyle w:val="ListParagraph"/>
+        <w:numPr>
+          <w:ilvl w:val="0"/>
+          <w:numId w:val="3"/>
+        </w:numPr>
+        <w:spacing w:before="0" w:after="60"/>
+      </w:pPr>
+      <w:r>
+        <w:rPr>
+          <w:rFonts w:ascii="Arial" w:cs="Arial" w:eastAsia="Arial" w:hAnsi="Arial"/>
+          <w:color w:val="000000"/>
+          <w:sz w:val="22"/>
+          <w:szCs w:val="22"/>
+        </w:rPr>
+        <w:t xml:space="preserve">Close the current NicheFinder X browser tab and stop the server (Ctrl + C in the terminal)</w:t>
+      </w:r>
+    </w:p>
+    <w:p>
+      <w:pPr>
+        <w:pStyle w:val="ListParagraph"/>
+        <w:numPr>
+          <w:ilvl w:val="0"/>
+          <w:numId w:val="3"/>
+        </w:numPr>
+        <w:spacing w:before="0" w:after="60"/>
+      </w:pPr>
+      <w:r>
+        <w:rPr>
+          <w:rFonts w:ascii="Arial" w:cs="Arial" w:eastAsia="Arial" w:hAnsi="Arial"/>
+          <w:color w:val="000000"/>
+          <w:sz w:val="22"/>
+          <w:szCs w:val="22"/>
+        </w:rPr>
+        <w:t xml:space="preserve">Double-click NicheFinderX-Update.bat in your Downloads folder</w:t>
+      </w:r>
+    </w:p>
+    <w:p/>
+    <w:p>
+      <w:pPr>
+        <w:pStyle w:val="Heading3"/>
+        <w:spacing w:before="200" w:after="80"/>
+      </w:pPr>
+      <w:r>
+        <w:rPr>
+          <w:rFonts w:ascii="Arial" w:cs="Arial" w:eastAsia="Arial" w:hAnsi="Arial"/>
+          <w:b/>
+          <w:bCs/>
+          <w:color w:val="3B72CC"/>
+          <w:sz w:val="24"/>
+          <w:szCs w:val="24"/>
+        </w:rPr>
+        <w:t xml:space="preserve">What NicheFinderX-Update.bat Does</w:t>
+      </w:r>
+    </w:p>
+    <w:p>
+      <w:pPr>
+        <w:spacing w:before="0" w:after="80"/>
+        <w:jc w:val="left"/>
+      </w:pPr>
+      <w:r>
+        <w:rPr>
+          <w:rFonts w:ascii="Arial" w:cs="Arial" w:eastAsia="Arial" w:hAnsi="Arial"/>
+          <w:b w:val="false"/>
+          <w:bCs w:val="false"/>
+          <w:i w:val="false"/>
+          <w:iCs w:val="false"/>
+          <w:color w:val="000000"/>
+          <w:sz w:val="22"/>
+          <w:szCs w:val="22"/>
+        </w:rPr>
+        <w:t xml:space="preserve">The auto-updater script performs the following actions automatically:</w:t>
+      </w:r>
+    </w:p>
+    <w:p>
+      <w:pPr>
+        <w:pStyle w:val="ListParagraph"/>
+        <w:numPr>
+          <w:ilvl w:val="0"/>
+          <w:numId w:val="2"/>
+        </w:numPr>
+        <w:spacing w:before="0" w:after="60"/>
+      </w:pPr>
+      <w:r>
+        <w:rPr>
+          <w:rFonts w:ascii="Arial" w:cs="Arial" w:eastAsia="Arial" w:hAnsi="Arial"/>
+          <w:color w:val="000000"/>
+          <w:sz w:val="22"/>
+          <w:szCs w:val="22"/>
+        </w:rPr>
+        <w:t xml:space="preserve">Detects your NicheFinderX installation directory automatically</w:t>
+      </w:r>
+    </w:p>
+    <w:p>
+      <w:pPr>
+        <w:pStyle w:val="ListParagraph"/>
+        <w:numPr>
+          <w:ilvl w:val="0"/>
+          <w:numId w:val="2"/>
+        </w:numPr>
+        <w:spacing w:before="0" w:after="60"/>
+      </w:pPr>
+      <w:r>
+        <w:rPr>
+          <w:rFonts w:ascii="Arial" w:cs="Arial" w:eastAsia="Arial" w:hAnsi="Arial"/>
+          <w:color w:val="000000"/>
+          <w:sz w:val="22"/>
+          <w:szCs w:val="22"/>
+        </w:rPr>
+        <w:t xml:space="preserve">Stops any running server process on port 5173</w:t>
+      </w:r>
+    </w:p>
+    <w:p>
+      <w:pPr>
+        <w:pStyle w:val="ListParagraph"/>
+        <w:numPr>
+          <w:ilvl w:val="0"/>
+          <w:numId w:val="2"/>
+        </w:numPr>
+        <w:spacing w:before="0" w:after="60"/>
+      </w:pPr>
+      <w:r>
+        <w:rPr>
+          <w:rFonts w:ascii="Arial" w:cs="Arial" w:eastAsia="Arial" w:hAnsi="Arial"/>
+          <w:color w:val="000000"/>
+          <w:sz w:val="22"/>
+          <w:szCs w:val="22"/>
+        </w:rPr>
+        <w:t xml:space="preserve">Creates a backup of your current app file as orbix-nichefinder-x.jsx.bak</w:t>
+      </w:r>
+    </w:p>
+    <w:p>
+      <w:pPr>
+        <w:pStyle w:val="ListParagraph"/>
+        <w:numPr>
+          <w:ilvl w:val="0"/>
+          <w:numId w:val="2"/>
+        </w:numPr>
+        <w:spacing w:before="0" w:after="60"/>
+      </w:pPr>
+      <w:r>
+        <w:rPr>
+          <w:rFonts w:ascii="Arial" w:cs="Arial" w:eastAsia="Arial" w:hAnsi="Arial"/>
+          <w:color w:val="000000"/>
+          <w:sz w:val="22"/>
+          <w:szCs w:val="22"/>
+        </w:rPr>
+        <w:t xml:space="preserve">Copies the new orbix-nichefinder-x.jsx from Downloads into the install directory</w:t>
+      </w:r>
+    </w:p>
+    <w:p>
+      <w:pPr>
+        <w:pStyle w:val="ListParagraph"/>
+        <w:numPr>
+          <w:ilvl w:val="0"/>
+          <w:numId w:val="2"/>
+        </w:numPr>
+        <w:spacing w:before="0" w:after="60"/>
+      </w:pPr>
+      <w:r>
+        <w:rPr>
+          <w:rFonts w:ascii="Arial" w:cs="Arial" w:eastAsia="Arial" w:hAnsi="Arial"/>
+          <w:color w:val="000000"/>
+          <w:sz w:val="22"/>
+          <w:szCs w:val="22"/>
+        </w:rPr>
+        <w:t xml:space="preserve">Launches NicheFinderX-Start.bat to restart the server</w:t>
+      </w:r>
+    </w:p>
+    <w:p>
+      <w:pPr>
+        <w:pStyle w:val="ListParagraph"/>
+        <w:numPr>
+          <w:ilvl w:val="0"/>
+          <w:numId w:val="2"/>
+        </w:numPr>
+        <w:spacing w:before="0" w:after="60"/>
+      </w:pPr>
+      <w:r>
+        <w:rPr>
+          <w:rFonts w:ascii="Arial" w:cs="Arial" w:eastAsia="Arial" w:hAnsi="Arial"/>
+          <w:color w:val="000000"/>
+          <w:sz w:val="22"/>
+          <w:szCs w:val="22"/>
+        </w:rPr>
+        <w:t xml:space="preserve">The app opens in your browser at http://localhost:5173 with the new version active</w:t>
+      </w:r>
+    </w:p>
+    <w:p/>
+    <w:tbl>
+      <w:tblPr>
+        <w:tblW w:type="dxa" w:w="9360"/>
+        <w:tblBorders>
+          <w:top w:val="single" w:color="auto" w:sz="4"/>
+          <w:left w:val="single" w:color="auto" w:sz="4"/>
+          <w:bottom w:val="single" w:color="auto" w:sz="4"/>
+          <w:right w:val="single" w:color="auto" w:sz="4"/>
+          <w:insideH w:val="single" w:color="auto" w:sz="4"/>
+          <w:insideV w:val="single" w:color="auto" w:sz="4"/>
+        </w:tblBorders>
+      </w:tblPr>
+      <w:tblGrid>
+        <w:gridCol w:w="9360"/>
+      </w:tblGrid>
+      <w:tr>
+        <w:tc>
+          <w:tcPr>
+            <w:tcW w:type="dxa" w:w="9360"/>
+            <w:tcBorders>
+              <w:top w:val="single" w:color="1A3A6B" w:sz="3"/>
+              <w:left w:val="thick" w:color="1A3A6B" w:sz="12"/>
+              <w:bottom w:val="single" w:color="1A3A6B" w:sz="3"/>
+              <w:right w:val="single" w:color="1A3A6B" w:sz="3"/>
+            </w:tcBorders>
+            <w:shd w:fill="EEF3FB" w:val="clear"/>
+            <w:tcMar>
+              <w:top w:type="dxa" w:w="120"/>
+              <w:left w:type="dxa" w:w="200"/>
+              <w:bottom w:type="dxa" w:w="120"/>
+              <w:right w:type="dxa" w:w="140"/>
+            </w:tcMar>
+          </w:tcPr>
+          <w:p>
+            <w:pPr>
+              <w:spacing w:before="0" w:after="60"/>
+            </w:pPr>
+            <w:r>
+              <w:rPr>
+                <w:rFonts w:ascii="Arial" w:cs="Arial" w:eastAsia="Arial" w:hAnsi="Arial"/>
+                <w:b/>
+                <w:bCs/>
+                <w:color w:val="1A3A6B"/>
+                <w:sz w:val="22"/>
+                <w:szCs w:val="22"/>
+              </w:rPr>
+              <w:t xml:space="preserve">Backup Safety</w:t>
+            </w:r>
+          </w:p>
+          <w:p>
+            <w:pPr>
+              <w:spacing w:before="0" w:after="40"/>
+            </w:pPr>
+            <w:r>
+              <w:rPr>
+                <w:rFonts w:ascii="Arial" w:cs="Arial" w:eastAsia="Arial" w:hAnsi="Arial"/>
+                <w:color w:val="000000"/>
+                <w:sz w:val="20"/>
+                <w:szCs w:val="20"/>
+              </w:rPr>
+              <w:t xml:space="preserve">The updater always backs up your current app file before replacing it.</w:t>
+            </w:r>
+          </w:p>
+          <w:p>
+            <w:pPr>
+              <w:spacing w:before="0" w:after="40"/>
+            </w:pPr>
+            <w:r>
+              <w:rPr>
+                <w:rFonts w:ascii="Arial" w:cs="Arial" w:eastAsia="Arial" w:hAnsi="Arial"/>
+                <w:color w:val="000000"/>
+                <w:sz w:val="20"/>
+                <w:szCs w:val="20"/>
+              </w:rPr>
+              <w:t xml:space="preserve">If something goes wrong, rename orbix-nichefinder-x.jsx.bak back to orbix-nichefinder-x.jsx.</w:t>
+            </w:r>
+          </w:p>
+          <w:p>
+            <w:pPr>
+              <w:spacing w:before="0" w:after="40"/>
+            </w:pPr>
+            <w:r>
+              <w:rPr>
+                <w:rFonts w:ascii="Arial" w:cs="Arial" w:eastAsia="Arial" w:hAnsi="Arial"/>
+                <w:color w:val="000000"/>
+                <w:sz w:val="20"/>
+                <w:szCs w:val="20"/>
+              </w:rPr>
+              <w:t xml:space="preserve">Your API key, saved niches, and settings are stored in the browser — they are unaffected by updates.</w:t>
+            </w:r>
+          </w:p>
+        </w:tc>
+      </w:tr>
+    </w:tbl>
+    <w:p/>
+    <w:p>
+      <w:pPr>
+        <w:pStyle w:val="Heading3"/>
+        <w:spacing w:before="200" w:after="80"/>
+      </w:pPr>
+      <w:r>
+        <w:rPr>
+          <w:rFonts w:ascii="Arial" w:cs="Arial" w:eastAsia="Arial" w:hAnsi="Arial"/>
+          <w:b/>
+          <w:bCs/>
+          <w:color w:val="3B72CC"/>
+          <w:sz w:val="24"/>
+          <w:szCs w:val="24"/>
+        </w:rPr>
+        <w:t xml:space="preserve">How Future Releases Work</w:t>
+      </w:r>
+    </w:p>
+    <w:p>
+      <w:pPr>
+        <w:spacing w:before="0" w:after="80"/>
+        <w:jc w:val="left"/>
+      </w:pPr>
+      <w:r>
+        <w:rPr>
+          <w:rFonts w:ascii="Arial" w:cs="Arial" w:eastAsia="Arial" w:hAnsi="Arial"/>
+          <w:b w:val="false"/>
+          <w:bCs w:val="false"/>
+          <w:i w:val="false"/>
+          <w:iCs w:val="false"/>
+          <w:color w:val="000000"/>
+          <w:sz w:val="22"/>
+          <w:szCs w:val="22"/>
+        </w:rPr>
+        <w:t xml:space="preserve">When Orbix Automation Solutions publishes a new version, only two files on GitHub need to be updated:</w:t>
+      </w:r>
+    </w:p>
+    <w:p>
+      <w:pPr>
+        <w:pStyle w:val="ListParagraph"/>
+        <w:numPr>
+          <w:ilvl w:val="0"/>
+          <w:numId w:val="2"/>
+        </w:numPr>
+        <w:spacing w:before="0" w:after="60"/>
+      </w:pPr>
+      <w:r>
+        <w:rPr>
+          <w:rFonts w:ascii="Arial" w:cs="Arial" w:eastAsia="Arial" w:hAnsi="Arial"/>
+          <w:color w:val="000000"/>
+          <w:sz w:val="22"/>
+          <w:szCs w:val="22"/>
+        </w:rPr>
+        <w:t xml:space="preserve">version.json — updated with the new version number and changelog</w:t>
+      </w:r>
+    </w:p>
+    <w:p>
+      <w:pPr>
+        <w:pStyle w:val="ListParagraph"/>
+        <w:numPr>
+          <w:ilvl w:val="0"/>
+          <w:numId w:val="2"/>
+        </w:numPr>
+        <w:spacing w:before="0" w:after="60"/>
+      </w:pPr>
+      <w:r>
+        <w:rPr>
+          <w:rFonts w:ascii="Arial" w:cs="Arial" w:eastAsia="Arial" w:hAnsi="Arial"/>
+          <w:color w:val="000000"/>
+          <w:sz w:val="22"/>
+          <w:szCs w:val="22"/>
+        </w:rPr>
+        <w:t xml:space="preserve">app/orbix-nichefinder-x.jsx — the new application file</w:t>
+      </w:r>
+    </w:p>
+    <w:p>
+      <w:pPr>
+        <w:spacing w:before="0" w:after="80"/>
+        <w:jc w:val="left"/>
+      </w:pPr>
+      <w:r>
+        <w:rPr>
+          <w:rFonts w:ascii="Arial" w:cs="Arial" w:eastAsia="Arial" w:hAnsi="Arial"/>
+          <w:b w:val="false"/>
+          <w:bCs w:val="false"/>
+          <w:i w:val="false"/>
+          <w:iCs w:val="false"/>
+          <w:color w:val="000000"/>
+          <w:sz w:val="22"/>
+          <w:szCs w:val="22"/>
+        </w:rPr>
+        <w:t xml:space="preserve">Every running instance of NicheFinder X checks version.json on startup and notifies users automatically. No manual distribution is required.</w:t>
+      </w:r>
+    </w:p>
+    <w:tbl>
+      <w:tblPr>
+        <w:tblW w:type="dxa" w:w="9360"/>
+        <w:tblBorders>
+          <w:top w:val="single" w:color="auto" w:sz="4"/>
+          <w:left w:val="single" w:color="auto" w:sz="4"/>
+          <w:bottom w:val="single" w:color="auto" w:sz="4"/>
+          <w:right w:val="single" w:color="auto" w:sz="4"/>
+          <w:insideH w:val="single" w:color="auto" w:sz="4"/>
+          <w:insideV w:val="single" w:color="auto" w:sz="4"/>
+        </w:tblBorders>
+      </w:tblPr>
+      <w:tblGrid>
+        <w:gridCol w:w="9360"/>
+      </w:tblGrid>
+      <w:tr>
+        <w:tc>
+          <w:tcPr>
+            <w:tcW w:type="dxa" w:w="9360"/>
+            <w:tcBorders>
+              <w:top w:val="single" w:color="1A3A6B" w:sz="3"/>
+              <w:left w:val="thick" w:color="1A3A6B" w:sz="12"/>
+              <w:bottom w:val="single" w:color="1A3A6B" w:sz="3"/>
+              <w:right w:val="single" w:color="1A3A6B" w:sz="3"/>
+            </w:tcBorders>
+            <w:shd w:fill="EEF3FB" w:val="clear"/>
+            <w:tcMar>
+              <w:top w:type="dxa" w:w="120"/>
+              <w:left w:type="dxa" w:w="200"/>
+              <w:bottom w:type="dxa" w:w="120"/>
+              <w:right w:type="dxa" w:w="140"/>
+            </w:tcMar>
+          </w:tcPr>
+          <w:p>
+            <w:pPr>
+              <w:spacing w:before="0" w:after="60"/>
+            </w:pPr>
+            <w:r>
+              <w:rPr>
+                <w:rFonts w:ascii="Arial" w:cs="Arial" w:eastAsia="Arial" w:hAnsi="Arial"/>
+                <w:b/>
+                <w:bCs/>
+                <w:color w:val="1A3A6B"/>
+                <w:sz w:val="22"/>
+                <w:szCs w:val="22"/>
+              </w:rPr>
+              <w:t xml:space="preserve">Manual Update Check</w:t>
+            </w:r>
+          </w:p>
+          <w:p>
+            <w:pPr>
+              <w:spacing w:before="0" w:after="40"/>
+            </w:pPr>
+            <w:r>
+              <w:rPr>
+                <w:rFonts w:ascii="Arial" w:cs="Arial" w:eastAsia="Arial" w:hAnsi="Arial"/>
+                <w:color w:val="000000"/>
+                <w:sz w:val="20"/>
+                <w:szCs w:val="20"/>
+              </w:rPr>
+              <w:t xml:space="preserve">If automatic updates are disabled, click 'Check for Updates' in the left panel at any time.</w:t>
+            </w:r>
+          </w:p>
+          <w:p>
+            <w:pPr>
+              <w:spacing w:before="0" w:after="40"/>
+            </w:pPr>
+            <w:r>
+              <w:rPr>
+                <w:rFonts w:ascii="Arial" w:cs="Arial" w:eastAsia="Arial" w:hAnsi="Arial"/>
+                <w:color w:val="000000"/>
+                <w:sz w:val="20"/>
+                <w:szCs w:val="20"/>
+              </w:rPr>
+              <w:t xml:space="preserve">You can also visit github.com/roughboy99/orbix-nichefinder-x directly to download the latest files.</w:t>
+            </w:r>
+          </w:p>
+        </w:tc>
+      </w:tr>
+    </w:tbl>
+    <w:p/>
+    <w:p>
       <w:r>
         <w:br w:type="page"/>
       </w:r>
@@ -10888,6 +12899,202 @@
                 <w:szCs w:val="20"/>
               </w:rPr>
               <w:t xml:space="preserve">Default: Off</w:t>
+            </w:r>
+          </w:p>
+        </w:tc>
+      </w:tr>
+      <w:tr>
+        <w:tc>
+          <w:tcPr>
+            <w:tcW w:type="dxa" w:w="2600"/>
+            <w:tcBorders>
+              <w:top w:val="single" w:color="CCCCCC" w:sz="1"/>
+              <w:left w:val="single" w:color="CCCCCC" w:sz="1"/>
+              <w:bottom w:val="single" w:color="CCCCCC" w:sz="1"/>
+              <w:right w:val="single" w:color="CCCCCC" w:sz="1"/>
+            </w:tcBorders>
+            <w:shd w:fill="FFFFFF" w:val="clear"/>
+            <w:tcMar>
+              <w:top w:type="dxa" w:w="100"/>
+              <w:left w:type="dxa" w:w="140"/>
+              <w:bottom w:type="dxa" w:w="100"/>
+              <w:right w:type="dxa" w:w="140"/>
+            </w:tcMar>
+            <w:vAlign w:val="top"/>
+          </w:tcPr>
+          <w:p>
+            <w:r>
+              <w:rPr>
+                <w:rFonts w:ascii="Arial" w:cs="Arial" w:eastAsia="Arial" w:hAnsi="Arial"/>
+                <w:b/>
+                <w:bCs/>
+                <w:color w:val="000000"/>
+                <w:sz w:val="20"/>
+                <w:szCs w:val="20"/>
+              </w:rPr>
+              <w:t xml:space="preserve">Check at startup</w:t>
+            </w:r>
+          </w:p>
+        </w:tc>
+        <w:tc>
+          <w:tcPr>
+            <w:tcW w:type="dxa" w:w="4000"/>
+            <w:tcBorders>
+              <w:top w:val="single" w:color="CCCCCC" w:sz="1"/>
+              <w:left w:val="single" w:color="CCCCCC" w:sz="1"/>
+              <w:bottom w:val="single" w:color="CCCCCC" w:sz="1"/>
+              <w:right w:val="single" w:color="CCCCCC" w:sz="1"/>
+            </w:tcBorders>
+            <w:shd w:fill="FFFFFF" w:val="clear"/>
+            <w:tcMar>
+              <w:top w:type="dxa" w:w="100"/>
+              <w:left w:type="dxa" w:w="140"/>
+              <w:bottom w:type="dxa" w:w="100"/>
+              <w:right w:type="dxa" w:w="140"/>
+            </w:tcMar>
+            <w:vAlign w:val="top"/>
+          </w:tcPr>
+          <w:p>
+            <w:r>
+              <w:rPr>
+                <w:rFonts w:ascii="Arial" w:cs="Arial" w:eastAsia="Arial" w:hAnsi="Arial"/>
+                <w:b w:val="false"/>
+                <w:bCs w:val="false"/>
+                <w:color w:val="000000"/>
+                <w:sz w:val="20"/>
+                <w:szCs w:val="20"/>
+              </w:rPr>
+              <w:t xml:space="preserve">Auto-check GitHub for updates on launch</w:t>
+            </w:r>
+          </w:p>
+        </w:tc>
+        <w:tc>
+          <w:tcPr>
+            <w:tcW w:type="dxa" w:w="2760"/>
+            <w:tcBorders>
+              <w:top w:val="single" w:color="CCCCCC" w:sz="1"/>
+              <w:left w:val="single" w:color="CCCCCC" w:sz="1"/>
+              <w:bottom w:val="single" w:color="CCCCCC" w:sz="1"/>
+              <w:right w:val="single" w:color="CCCCCC" w:sz="1"/>
+            </w:tcBorders>
+            <w:shd w:fill="FFFFFF" w:val="clear"/>
+            <w:tcMar>
+              <w:top w:type="dxa" w:w="100"/>
+              <w:left w:type="dxa" w:w="140"/>
+              <w:bottom w:type="dxa" w:w="100"/>
+              <w:right w:type="dxa" w:w="140"/>
+            </w:tcMar>
+            <w:vAlign w:val="top"/>
+          </w:tcPr>
+          <w:p>
+            <w:r>
+              <w:rPr>
+                <w:rFonts w:ascii="Arial" w:cs="Arial" w:eastAsia="Arial" w:hAnsi="Arial"/>
+                <w:b w:val="false"/>
+                <w:bCs w:val="false"/>
+                <w:color w:val="000000"/>
+                <w:sz w:val="20"/>
+                <w:szCs w:val="20"/>
+              </w:rPr>
+              <w:t xml:space="preserve">Default: On</w:t>
+            </w:r>
+          </w:p>
+        </w:tc>
+      </w:tr>
+      <w:tr>
+        <w:tc>
+          <w:tcPr>
+            <w:tcW w:type="dxa" w:w="2600"/>
+            <w:tcBorders>
+              <w:top w:val="single" w:color="CCCCCC" w:sz="1"/>
+              <w:left w:val="single" w:color="CCCCCC" w:sz="1"/>
+              <w:bottom w:val="single" w:color="CCCCCC" w:sz="1"/>
+              <w:right w:val="single" w:color="CCCCCC" w:sz="1"/>
+            </w:tcBorders>
+            <w:shd w:fill="EEF3FB" w:val="clear"/>
+            <w:tcMar>
+              <w:top w:type="dxa" w:w="100"/>
+              <w:left w:type="dxa" w:w="140"/>
+              <w:bottom w:type="dxa" w:w="100"/>
+              <w:right w:type="dxa" w:w="140"/>
+            </w:tcMar>
+            <w:vAlign w:val="top"/>
+          </w:tcPr>
+          <w:p>
+            <w:r>
+              <w:rPr>
+                <w:rFonts w:ascii="Arial" w:cs="Arial" w:eastAsia="Arial" w:hAnsi="Arial"/>
+                <w:b/>
+                <w:bCs/>
+                <w:color w:val="000000"/>
+                <w:sz w:val="20"/>
+                <w:szCs w:val="20"/>
+              </w:rPr>
+              <w:t xml:space="preserve">GitHub Repo</w:t>
+            </w:r>
+          </w:p>
+        </w:tc>
+        <w:tc>
+          <w:tcPr>
+            <w:tcW w:type="dxa" w:w="4000"/>
+            <w:tcBorders>
+              <w:top w:val="single" w:color="CCCCCC" w:sz="1"/>
+              <w:left w:val="single" w:color="CCCCCC" w:sz="1"/>
+              <w:bottom w:val="single" w:color="CCCCCC" w:sz="1"/>
+              <w:right w:val="single" w:color="CCCCCC" w:sz="1"/>
+            </w:tcBorders>
+            <w:shd w:fill="EEF3FB" w:val="clear"/>
+            <w:tcMar>
+              <w:top w:type="dxa" w:w="100"/>
+              <w:left w:type="dxa" w:w="140"/>
+              <w:bottom w:type="dxa" w:w="100"/>
+              <w:right w:type="dxa" w:w="140"/>
+            </w:tcMar>
+            <w:vAlign w:val="top"/>
+          </w:tcPr>
+          <w:p>
+            <w:r>
+              <w:rPr>
+                <w:rFonts w:ascii="Arial" w:cs="Arial" w:eastAsia="Arial" w:hAnsi="Arial"/>
+                <w:b w:val="false"/>
+                <w:bCs w:val="false"/>
+                <w:color w:val="000000"/>
+                <w:sz w:val="20"/>
+                <w:szCs w:val="20"/>
+              </w:rPr>
+              <w:t xml:space="preserve">Source for version.json update manifest</w:t>
+            </w:r>
+          </w:p>
+        </w:tc>
+        <w:tc>
+          <w:tcPr>
+            <w:tcW w:type="dxa" w:w="2760"/>
+            <w:tcBorders>
+              <w:top w:val="single" w:color="CCCCCC" w:sz="1"/>
+              <w:left w:val="single" w:color="CCCCCC" w:sz="1"/>
+              <w:bottom w:val="single" w:color="CCCCCC" w:sz="1"/>
+              <w:right w:val="single" w:color="CCCCCC" w:sz="1"/>
+            </w:tcBorders>
+            <w:shd w:fill="EEF3FB" w:val="clear"/>
+            <w:tcMar>
+              <w:top w:type="dxa" w:w="100"/>
+              <w:left w:type="dxa" w:w="140"/>
+              <w:bottom w:type="dxa" w:w="100"/>
+              <w:right w:type="dxa" w:w="140"/>
+            </w:tcMar>
+            <w:vAlign w:val="top"/>
+          </w:tcPr>
+          <w:p>
+            <w:r>
+              <w:rPr>
+                <w:rFonts w:ascii="Arial" w:cs="Arial" w:eastAsia="Arial" w:hAnsi="Arial"/>
+                <w:b w:val="false"/>
+                <w:bCs w:val="false"/>
+                <w:color w:val="000000"/>
+                <w:sz w:val="20"/>
+                <w:szCs w:val="20"/>
+              </w:rPr>
+              <w:t xml:space="preserve">github.com/roughboy99/orbix-nichefinder-x</w:t>
             </w:r>
           </w:p>
         </w:tc>
@@ -14173,6 +16380,204 @@
                 <w:sz w:val="20"/>
                 <w:szCs w:val="20"/>
               </w:rPr>
+              <w:t xml:space="preserve">Update check fails / error</w:t>
+            </w:r>
+          </w:p>
+        </w:tc>
+        <w:tc>
+          <w:tcPr>
+            <w:tcW w:type="dxa" w:w="5960"/>
+            <w:tcBorders>
+              <w:top w:val="single" w:color="CCCCCC" w:sz="1"/>
+              <w:left w:val="single" w:color="CCCCCC" w:sz="1"/>
+              <w:bottom w:val="single" w:color="CCCCCC" w:sz="1"/>
+              <w:right w:val="single" w:color="CCCCCC" w:sz="1"/>
+            </w:tcBorders>
+            <w:shd w:fill="FFFFFF" w:val="clear"/>
+            <w:tcMar>
+              <w:top w:type="dxa" w:w="100"/>
+              <w:left w:type="dxa" w:w="140"/>
+              <w:bottom w:type="dxa" w:w="100"/>
+              <w:right w:type="dxa" w:w="140"/>
+            </w:tcMar>
+            <w:vAlign w:val="top"/>
+          </w:tcPr>
+          <w:p>
+            <w:r>
+              <w:rPr>
+                <w:rFonts w:ascii="Arial" w:cs="Arial" w:eastAsia="Arial" w:hAnsi="Arial"/>
+                <w:b w:val="false"/>
+                <w:bCs w:val="false"/>
+                <w:color w:val="000000"/>
+                <w:sz w:val="20"/>
+                <w:szCs w:val="20"/>
+              </w:rPr>
+              <w:t xml:space="preserve">Check internet connection. The app fetches version.json from github.com. Firewalls or corporate proxies may block raw.githubusercontent.com.</w:t>
+            </w:r>
+          </w:p>
+        </w:tc>
+      </w:tr>
+      <w:tr>
+        <w:tc>
+          <w:tcPr>
+            <w:tcW w:type="dxa" w:w="3400"/>
+            <w:tcBorders>
+              <w:top w:val="single" w:color="CCCCCC" w:sz="1"/>
+              <w:left w:val="single" w:color="CCCCCC" w:sz="1"/>
+              <w:bottom w:val="single" w:color="CCCCCC" w:sz="1"/>
+              <w:right w:val="single" w:color="CCCCCC" w:sz="1"/>
+            </w:tcBorders>
+            <w:shd w:fill="EEF3FB" w:val="clear"/>
+            <w:tcMar>
+              <w:top w:type="dxa" w:w="100"/>
+              <w:left w:type="dxa" w:w="140"/>
+              <w:bottom w:type="dxa" w:w="100"/>
+              <w:right w:type="dxa" w:w="140"/>
+            </w:tcMar>
+            <w:vAlign w:val="top"/>
+          </w:tcPr>
+          <w:p>
+            <w:r>
+              <w:rPr>
+                <w:rFonts w:ascii="Arial" w:cs="Arial" w:eastAsia="Arial" w:hAnsi="Arial"/>
+                <w:b w:val="false"/>
+                <w:bCs w:val="false"/>
+                <w:color w:val="000000"/>
+                <w:sz w:val="20"/>
+                <w:szCs w:val="20"/>
+              </w:rPr>
+              <w:t xml:space="preserve">NicheFinderX-Update.bat errors</w:t>
+            </w:r>
+          </w:p>
+        </w:tc>
+        <w:tc>
+          <w:tcPr>
+            <w:tcW w:type="dxa" w:w="5960"/>
+            <w:tcBorders>
+              <w:top w:val="single" w:color="CCCCCC" w:sz="1"/>
+              <w:left w:val="single" w:color="CCCCCC" w:sz="1"/>
+              <w:bottom w:val="single" w:color="CCCCCC" w:sz="1"/>
+              <w:right w:val="single" w:color="CCCCCC" w:sz="1"/>
+            </w:tcBorders>
+            <w:shd w:fill="EEF3FB" w:val="clear"/>
+            <w:tcMar>
+              <w:top w:type="dxa" w:w="100"/>
+              <w:left w:type="dxa" w:w="140"/>
+              <w:bottom w:type="dxa" w:w="100"/>
+              <w:right w:type="dxa" w:w="140"/>
+            </w:tcMar>
+            <w:vAlign w:val="top"/>
+          </w:tcPr>
+          <w:p>
+            <w:r>
+              <w:rPr>
+                <w:rFonts w:ascii="Arial" w:cs="Arial" w:eastAsia="Arial" w:hAnsi="Arial"/>
+                <w:b w:val="false"/>
+                <w:bCs w:val="false"/>
+                <w:color w:val="000000"/>
+                <w:sz w:val="20"/>
+                <w:szCs w:val="20"/>
+              </w:rPr>
+              <w:t xml:space="preserve">Run the bat as Administrator if file copy fails. Ensure the server is stopped (Ctrl+C) before running the updater.</w:t>
+            </w:r>
+          </w:p>
+        </w:tc>
+      </w:tr>
+      <w:tr>
+        <w:tc>
+          <w:tcPr>
+            <w:tcW w:type="dxa" w:w="3400"/>
+            <w:tcBorders>
+              <w:top w:val="single" w:color="CCCCCC" w:sz="1"/>
+              <w:left w:val="single" w:color="CCCCCC" w:sz="1"/>
+              <w:bottom w:val="single" w:color="CCCCCC" w:sz="1"/>
+              <w:right w:val="single" w:color="CCCCCC" w:sz="1"/>
+            </w:tcBorders>
+            <w:shd w:fill="FFFFFF" w:val="clear"/>
+            <w:tcMar>
+              <w:top w:type="dxa" w:w="100"/>
+              <w:left w:type="dxa" w:w="140"/>
+              <w:bottom w:type="dxa" w:w="100"/>
+              <w:right w:type="dxa" w:w="140"/>
+            </w:tcMar>
+            <w:vAlign w:val="top"/>
+          </w:tcPr>
+          <w:p>
+            <w:r>
+              <w:rPr>
+                <w:rFonts w:ascii="Arial" w:cs="Arial" w:eastAsia="Arial" w:hAnsi="Arial"/>
+                <w:b w:val="false"/>
+                <w:bCs w:val="false"/>
+                <w:color w:val="000000"/>
+                <w:sz w:val="20"/>
+                <w:szCs w:val="20"/>
+              </w:rPr>
+              <w:t xml:space="preserve">Wrong install dir detected</w:t>
+            </w:r>
+          </w:p>
+        </w:tc>
+        <w:tc>
+          <w:tcPr>
+            <w:tcW w:type="dxa" w:w="5960"/>
+            <w:tcBorders>
+              <w:top w:val="single" w:color="CCCCCC" w:sz="1"/>
+              <w:left w:val="single" w:color="CCCCCC" w:sz="1"/>
+              <w:bottom w:val="single" w:color="CCCCCC" w:sz="1"/>
+              <w:right w:val="single" w:color="CCCCCC" w:sz="1"/>
+            </w:tcBorders>
+            <w:shd w:fill="FFFFFF" w:val="clear"/>
+            <w:tcMar>
+              <w:top w:type="dxa" w:w="100"/>
+              <w:left w:type="dxa" w:w="140"/>
+              <w:bottom w:type="dxa" w:w="100"/>
+              <w:right w:type="dxa" w:w="140"/>
+            </w:tcMar>
+            <w:vAlign w:val="top"/>
+          </w:tcPr>
+          <w:p>
+            <w:r>
+              <w:rPr>
+                <w:rFonts w:ascii="Arial" w:cs="Arial" w:eastAsia="Arial" w:hAnsi="Arial"/>
+                <w:b w:val="false"/>
+                <w:bCs w:val="false"/>
+                <w:color w:val="000000"/>
+                <w:sz w:val="20"/>
+                <w:szCs w:val="20"/>
+              </w:rPr>
+              <w:t xml:space="preserve">The updater looks in %USERPROFILE%NicheFinderX. If you chose a custom path during install, enter it manually when prompted.</w:t>
+            </w:r>
+          </w:p>
+        </w:tc>
+      </w:tr>
+      <w:tr>
+        <w:tc>
+          <w:tcPr>
+            <w:tcW w:type="dxa" w:w="3400"/>
+            <w:tcBorders>
+              <w:top w:val="single" w:color="CCCCCC" w:sz="1"/>
+              <w:left w:val="single" w:color="CCCCCC" w:sz="1"/>
+              <w:bottom w:val="single" w:color="CCCCCC" w:sz="1"/>
+              <w:right w:val="single" w:color="CCCCCC" w:sz="1"/>
+            </w:tcBorders>
+            <w:shd w:fill="EEF3FB" w:val="clear"/>
+            <w:tcMar>
+              <w:top w:type="dxa" w:w="100"/>
+              <w:left w:type="dxa" w:w="140"/>
+              <w:bottom w:type="dxa" w:w="100"/>
+              <w:right w:type="dxa" w:w="140"/>
+            </w:tcMar>
+            <w:vAlign w:val="top"/>
+          </w:tcPr>
+          <w:p>
+            <w:r>
+              <w:rPr>
+                <w:rFonts w:ascii="Arial" w:cs="Arial" w:eastAsia="Arial" w:hAnsi="Arial"/>
+                <w:b w:val="false"/>
+                <w:bCs w:val="false"/>
+                <w:color w:val="000000"/>
+                <w:sz w:val="20"/>
+                <w:szCs w:val="20"/>
+              </w:rPr>
               <w:t xml:space="preserve">Port 5173 already in use</w:t>
             </w:r>
           </w:p>
@@ -14186,7 +16591,7 @@
               <w:bottom w:val="single" w:color="CCCCCC" w:sz="1"/>
               <w:right w:val="single" w:color="CCCCCC" w:sz="1"/>
             </w:tcBorders>
-            <w:shd w:fill="FFFFFF" w:val="clear"/>
+            <w:shd w:fill="EEF3FB" w:val="clear"/>
             <w:tcMar>
               <w:top w:type="dxa" w:w="100"/>
               <w:left w:type="dxa" w:w="140"/>
